--- a/data/sites/hr/HR Policies/paid-time-off-and-leave-of-absence-policy.docx
+++ b/data/sites/hr/HR Policies/paid-time-off-and-leave-of-absence-policy.docx
@@ -16,17 +16,7 @@
         <w:rPr>
           <w:i/>
         </w:rPr>
-        <w:t>HR Knowledge Hub | HR Policies</w:t>
-      </w:r>
-    </w:p>
-    <w:p>
-      <w:r>
-        <w:t>Owner: Devon Russell  |  Last updated: October 30, 2026</w:t>
-      </w:r>
-    </w:p>
-    <w:p>
-      <w:r>
-        <w:t>Summarizes accrual rates, blackout periods, and the process for requesting extended leave, including parental and medical leave.</w:t>
+        <w:t>HR Knowledge Hub | HR Policies | Owner: Devon Russell  |  Last updated: October 30, 2026</w:t>
       </w:r>
     </w:p>
     <w:p>
@@ -34,7 +24,17 @@
         <w:pStyle w:val="Heading1"/>
       </w:pPr>
       <w:r>
-        <w:t>Key Points</w:t>
+        <w:t>Section 1: Executive Summary &amp; Scope</w:t>
+      </w:r>
+    </w:p>
+    <w:p>
+      <w:r>
+        <w:t>Summarizes accrual rates, blackout periods, and the process for requesting extended leave, including parental and medical leave. Section 1 (Executive Summary &amp; Scope) applies to HR Policies within HR Knowledge Hub and is maintained by Devon Russell. Defines the operational charter, scope boundaries, and executive accountability.</w:t>
+      </w:r>
+    </w:p>
+    <w:p>
+      <w:r>
+        <w:t>Operational requirement 1.1: Full-time employees accrue 1.25 PTO days per month, capped at 30 days banked. Secondary control 1.2: Parental leave provides 12 weeks paid for the primary caregiver and 6 weeks for the secondary caregiver.</w:t>
       </w:r>
     </w:p>
     <w:p>
@@ -58,6 +58,566 @@
         <w:pStyle w:val="ListBullet"/>
       </w:pPr>
       <w:r>
+        <w:t>Section 1 review cadence is tracked by Devon Russell under HR Policies governance.</w:t>
+      </w:r>
+    </w:p>
+    <w:tbl>
+      <w:tblPr>
+        <w:tblStyle w:val="LightGrid-Accent1"/>
+        <w:tblW w:type="auto" w:w="0"/>
+        <w:tblLook w:firstColumn="1" w:firstRow="1" w:lastColumn="0" w:lastRow="0" w:noHBand="0" w:noVBand="1" w:val="04A0"/>
+      </w:tblPr>
+      <w:tblGrid>
+        <w:gridCol w:w="2160"/>
+        <w:gridCol w:w="2160"/>
+        <w:gridCol w:w="2160"/>
+        <w:gridCol w:w="2160"/>
+      </w:tblGrid>
+      <w:tr>
+        <w:tc>
+          <w:tcPr>
+            <w:tcW w:type="dxa" w:w="2160"/>
+          </w:tcPr>
+          <w:p>
+            <w:r>
+              <w:rPr>
+                <w:b/>
+              </w:rPr>
+              <w:t>Control Area</w:t>
+            </w:r>
+          </w:p>
+        </w:tc>
+        <w:tc>
+          <w:tcPr>
+            <w:tcW w:type="dxa" w:w="2160"/>
+          </w:tcPr>
+          <w:p>
+            <w:r>
+              <w:rPr>
+                <w:b/>
+              </w:rPr>
+              <w:t>Owner</w:t>
+            </w:r>
+          </w:p>
+        </w:tc>
+        <w:tc>
+          <w:tcPr>
+            <w:tcW w:type="dxa" w:w="2160"/>
+          </w:tcPr>
+          <w:p>
+            <w:r>
+              <w:rPr>
+                <w:b/>
+              </w:rPr>
+              <w:t>Target SLA</w:t>
+            </w:r>
+          </w:p>
+        </w:tc>
+        <w:tc>
+          <w:tcPr>
+            <w:tcW w:type="dxa" w:w="2160"/>
+          </w:tcPr>
+          <w:p>
+            <w:r>
+              <w:rPr>
+                <w:b/>
+              </w:rPr>
+              <w:t>Verification Status</w:t>
+            </w:r>
+          </w:p>
+        </w:tc>
+      </w:tr>
+      <w:tr>
+        <w:tc>
+          <w:tcPr>
+            <w:tcW w:type="dxa" w:w="2160"/>
+          </w:tcPr>
+          <w:p>
+            <w:r>
+              <w:t>HR Policies</w:t>
+            </w:r>
+          </w:p>
+        </w:tc>
+        <w:tc>
+          <w:tcPr>
+            <w:tcW w:type="dxa" w:w="2160"/>
+          </w:tcPr>
+          <w:p>
+            <w:r>
+              <w:t>Devon Russell</w:t>
+            </w:r>
+          </w:p>
+        </w:tc>
+        <w:tc>
+          <w:tcPr>
+            <w:tcW w:type="dxa" w:w="2160"/>
+          </w:tcPr>
+          <w:p>
+            <w:r>
+              <w:t>5 business days</w:t>
+            </w:r>
+          </w:p>
+        </w:tc>
+        <w:tc>
+          <w:tcPr>
+            <w:tcW w:type="dxa" w:w="2160"/>
+          </w:tcPr>
+          <w:p>
+            <w:r>
+              <w:t>Verified</w:t>
+            </w:r>
+          </w:p>
+        </w:tc>
+      </w:tr>
+      <w:tr>
+        <w:tc>
+          <w:tcPr>
+            <w:tcW w:type="dxa" w:w="2160"/>
+          </w:tcPr>
+          <w:p>
+            <w:r>
+              <w:t>Paid Time Off and Leave of A Gate 1</w:t>
+            </w:r>
+          </w:p>
+        </w:tc>
+        <w:tc>
+          <w:tcPr>
+            <w:tcW w:type="dxa" w:w="2160"/>
+          </w:tcPr>
+          <w:p>
+            <w:r>
+              <w:t>Devon Russell</w:t>
+            </w:r>
+          </w:p>
+        </w:tc>
+        <w:tc>
+          <w:tcPr>
+            <w:tcW w:type="dxa" w:w="2160"/>
+          </w:tcPr>
+          <w:p>
+            <w:r>
+              <w:t>3 business days</w:t>
+            </w:r>
+          </w:p>
+        </w:tc>
+        <w:tc>
+          <w:tcPr>
+            <w:tcW w:type="dxa" w:w="2160"/>
+          </w:tcPr>
+          <w:p>
+            <w:r>
+              <w:t>Active</w:t>
+            </w:r>
+          </w:p>
+        </w:tc>
+      </w:tr>
+      <w:tr>
+        <w:tc>
+          <w:tcPr>
+            <w:tcW w:type="dxa" w:w="2160"/>
+          </w:tcPr>
+          <w:p>
+            <w:r>
+              <w:t>Paid Time Off and Leave of A Gate 2</w:t>
+            </w:r>
+          </w:p>
+        </w:tc>
+        <w:tc>
+          <w:tcPr>
+            <w:tcW w:type="dxa" w:w="2160"/>
+          </w:tcPr>
+          <w:p>
+            <w:r>
+              <w:t>Devon Russell</w:t>
+            </w:r>
+          </w:p>
+        </w:tc>
+        <w:tc>
+          <w:tcPr>
+            <w:tcW w:type="dxa" w:w="2160"/>
+          </w:tcPr>
+          <w:p>
+            <w:r>
+              <w:t>10 business days</w:t>
+            </w:r>
+          </w:p>
+        </w:tc>
+        <w:tc>
+          <w:tcPr>
+            <w:tcW w:type="dxa" w:w="2160"/>
+          </w:tcPr>
+          <w:p>
+            <w:r>
+              <w:t>Monitored</w:t>
+            </w:r>
+          </w:p>
+        </w:tc>
+      </w:tr>
+    </w:tbl>
+    <w:p>
+      <w:r>
+        <w:rPr>
+          <w:color w:val="808080"/>
+          <w:sz w:val="16"/>
+        </w:rPr>
+        <w:t>Page 1 of 12 | HR Knowledge Hub | HR Policies | SharePoint Online</w:t>
+      </w:r>
+    </w:p>
+    <w:p>
+      <w:r>
+        <w:br w:type="page"/>
+      </w:r>
+    </w:p>
+    <w:p>
+      <w:pPr>
+        <w:pStyle w:val="Heading1"/>
+      </w:pPr>
+      <w:r>
+        <w:t>Section 2: Architecture &amp; Process Flow</w:t>
+      </w:r>
+    </w:p>
+    <w:p>
+      <w:r>
+        <w:t>Summarizes accrual rates, blackout periods, and the process for requesting extended leave, including parental and medical leave. Section 2 (Architecture &amp; Process Flow) applies to HR Policies within HR Knowledge Hub and is maintained by Devon Russell. Maps end-to-end process stages, handoff gates, and system-of-record integrations.</w:t>
+      </w:r>
+    </w:p>
+    <w:p>
+      <w:r>
+        <w:t>Operational requirement 2.1: Parental leave provides 12 weeks paid for the primary caregiver and 6 weeks for the secondary caregiver. Secondary control 2.2: Leave requests over 10 consecutive days require HR Business Partner sign-off.</w:t>
+      </w:r>
+    </w:p>
+    <w:p>
+      <w:pPr>
+        <w:pStyle w:val="ListBullet"/>
+      </w:pPr>
+      <w:r>
+        <w:t>Parental leave provides 12 weeks paid for the primary caregiver and 6 weeks for the secondary caregiver.</w:t>
+      </w:r>
+    </w:p>
+    <w:p>
+      <w:pPr>
+        <w:pStyle w:val="ListBullet"/>
+      </w:pPr>
+      <w:r>
+        <w:t>Leave requests over 10 consecutive days require HR Business Partner sign-off.</w:t>
+      </w:r>
+    </w:p>
+    <w:p>
+      <w:pPr>
+        <w:pStyle w:val="ListBullet"/>
+      </w:pPr>
+      <w:r>
+        <w:t>Section 2 review cadence is tracked by Devon Russell under HR Policies governance.</w:t>
+      </w:r>
+    </w:p>
+    <w:tbl>
+      <w:tblPr>
+        <w:tblStyle w:val="LightGrid-Accent1"/>
+        <w:tblW w:type="auto" w:w="0"/>
+        <w:tblLook w:firstColumn="1" w:firstRow="1" w:lastColumn="0" w:lastRow="0" w:noHBand="0" w:noVBand="1" w:val="04A0"/>
+      </w:tblPr>
+      <w:tblGrid>
+        <w:gridCol w:w="2160"/>
+        <w:gridCol w:w="2160"/>
+        <w:gridCol w:w="2160"/>
+        <w:gridCol w:w="2160"/>
+      </w:tblGrid>
+      <w:tr>
+        <w:tc>
+          <w:tcPr>
+            <w:tcW w:type="dxa" w:w="2160"/>
+          </w:tcPr>
+          <w:p>
+            <w:r>
+              <w:rPr>
+                <w:b/>
+              </w:rPr>
+              <w:t>Control Area</w:t>
+            </w:r>
+          </w:p>
+        </w:tc>
+        <w:tc>
+          <w:tcPr>
+            <w:tcW w:type="dxa" w:w="2160"/>
+          </w:tcPr>
+          <w:p>
+            <w:r>
+              <w:rPr>
+                <w:b/>
+              </w:rPr>
+              <w:t>Owner</w:t>
+            </w:r>
+          </w:p>
+        </w:tc>
+        <w:tc>
+          <w:tcPr>
+            <w:tcW w:type="dxa" w:w="2160"/>
+          </w:tcPr>
+          <w:p>
+            <w:r>
+              <w:rPr>
+                <w:b/>
+              </w:rPr>
+              <w:t>Target SLA</w:t>
+            </w:r>
+          </w:p>
+        </w:tc>
+        <w:tc>
+          <w:tcPr>
+            <w:tcW w:type="dxa" w:w="2160"/>
+          </w:tcPr>
+          <w:p>
+            <w:r>
+              <w:rPr>
+                <w:b/>
+              </w:rPr>
+              <w:t>Verification Status</w:t>
+            </w:r>
+          </w:p>
+        </w:tc>
+      </w:tr>
+      <w:tr>
+        <w:tc>
+          <w:tcPr>
+            <w:tcW w:type="dxa" w:w="2160"/>
+          </w:tcPr>
+          <w:p>
+            <w:r>
+              <w:t>HR Policies</w:t>
+            </w:r>
+          </w:p>
+        </w:tc>
+        <w:tc>
+          <w:tcPr>
+            <w:tcW w:type="dxa" w:w="2160"/>
+          </w:tcPr>
+          <w:p>
+            <w:r>
+              <w:t>Devon Russell</w:t>
+            </w:r>
+          </w:p>
+        </w:tc>
+        <w:tc>
+          <w:tcPr>
+            <w:tcW w:type="dxa" w:w="2160"/>
+          </w:tcPr>
+          <w:p>
+            <w:r>
+              <w:t>5 business days</w:t>
+            </w:r>
+          </w:p>
+        </w:tc>
+        <w:tc>
+          <w:tcPr>
+            <w:tcW w:type="dxa" w:w="2160"/>
+          </w:tcPr>
+          <w:p>
+            <w:r>
+              <w:t>Verified</w:t>
+            </w:r>
+          </w:p>
+        </w:tc>
+      </w:tr>
+      <w:tr>
+        <w:tc>
+          <w:tcPr>
+            <w:tcW w:type="dxa" w:w="2160"/>
+          </w:tcPr>
+          <w:p>
+            <w:r>
+              <w:t>Paid Time Off and Leave of A Gate 1</w:t>
+            </w:r>
+          </w:p>
+        </w:tc>
+        <w:tc>
+          <w:tcPr>
+            <w:tcW w:type="dxa" w:w="2160"/>
+          </w:tcPr>
+          <w:p>
+            <w:r>
+              <w:t>Devon Russell</w:t>
+            </w:r>
+          </w:p>
+        </w:tc>
+        <w:tc>
+          <w:tcPr>
+            <w:tcW w:type="dxa" w:w="2160"/>
+          </w:tcPr>
+          <w:p>
+            <w:r>
+              <w:t>3 business days</w:t>
+            </w:r>
+          </w:p>
+        </w:tc>
+        <w:tc>
+          <w:tcPr>
+            <w:tcW w:type="dxa" w:w="2160"/>
+          </w:tcPr>
+          <w:p>
+            <w:r>
+              <w:t>Active</w:t>
+            </w:r>
+          </w:p>
+        </w:tc>
+      </w:tr>
+      <w:tr>
+        <w:tc>
+          <w:tcPr>
+            <w:tcW w:type="dxa" w:w="2160"/>
+          </w:tcPr>
+          <w:p>
+            <w:r>
+              <w:t>Paid Time Off and Leave of A Gate 2</w:t>
+            </w:r>
+          </w:p>
+        </w:tc>
+        <w:tc>
+          <w:tcPr>
+            <w:tcW w:type="dxa" w:w="2160"/>
+          </w:tcPr>
+          <w:p>
+            <w:r>
+              <w:t>Devon Russell</w:t>
+            </w:r>
+          </w:p>
+        </w:tc>
+        <w:tc>
+          <w:tcPr>
+            <w:tcW w:type="dxa" w:w="2160"/>
+          </w:tcPr>
+          <w:p>
+            <w:r>
+              <w:t>10 business days</w:t>
+            </w:r>
+          </w:p>
+        </w:tc>
+        <w:tc>
+          <w:tcPr>
+            <w:tcW w:type="dxa" w:w="2160"/>
+          </w:tcPr>
+          <w:p>
+            <w:r>
+              <w:t>Monitored</w:t>
+            </w:r>
+          </w:p>
+        </w:tc>
+      </w:tr>
+      <w:tr>
+        <w:tc>
+          <w:tcPr>
+            <w:tcW w:type="dxa" w:w="2160"/>
+          </w:tcPr>
+          <w:p>
+            <w:r>
+              <w:t>Sec-2</w:t>
+            </w:r>
+          </w:p>
+        </w:tc>
+        <w:tc>
+          <w:tcPr>
+            <w:tcW w:type="dxa" w:w="2160"/>
+          </w:tcPr>
+          <w:p>
+            <w:r>
+              <w:t>Devon Russell</w:t>
+            </w:r>
+          </w:p>
+        </w:tc>
+        <w:tc>
+          <w:tcPr>
+            <w:tcW w:type="dxa" w:w="2160"/>
+          </w:tcPr>
+          <w:p>
+            <w:r>
+              <w:t>3 business days</w:t>
+            </w:r>
+          </w:p>
+        </w:tc>
+        <w:tc>
+          <w:tcPr>
+            <w:tcW w:type="dxa" w:w="2160"/>
+          </w:tcPr>
+          <w:p>
+            <w:r>
+              <w:t>Stage 2 Verified</w:t>
+            </w:r>
+          </w:p>
+        </w:tc>
+      </w:tr>
+    </w:tbl>
+    <w:p>
+      <w:r>
+        <w:drawing>
+          <wp:inline xmlns:a="http://schemas.openxmlformats.org/drawingml/2006/main" xmlns:pic="http://schemas.openxmlformats.org/drawingml/2006/picture">
+            <wp:extent cx="5303520" cy="1744579"/>
+            <wp:docPr id="1" name="Picture 1"/>
+            <wp:cNvGraphicFramePr>
+              <a:graphicFrameLocks noChangeAspect="1"/>
+            </wp:cNvGraphicFramePr>
+            <a:graphic>
+              <a:graphicData uri="http://schemas.openxmlformats.org/drawingml/2006/picture">
+                <pic:pic>
+                  <pic:nvPicPr>
+                    <pic:cNvPr id="0" name="image.png"/>
+                    <pic:cNvPicPr/>
+                  </pic:nvPicPr>
+                  <pic:blipFill>
+                    <a:blip r:embed="rId9"/>
+                    <a:stretch>
+                      <a:fillRect/>
+                    </a:stretch>
+                  </pic:blipFill>
+                  <pic:spPr>
+                    <a:xfrm>
+                      <a:off x="0" y="0"/>
+                      <a:ext cx="5303520" cy="1744579"/>
+                    </a:xfrm>
+                    <a:prstGeom prst="rect"/>
+                  </pic:spPr>
+                </pic:pic>
+              </a:graphicData>
+            </a:graphic>
+          </wp:inline>
+        </w:drawing>
+      </w:r>
+    </w:p>
+    <w:p>
+      <w:r>
+        <w:rPr>
+          <w:color w:val="808080"/>
+          <w:sz w:val="16"/>
+        </w:rPr>
+        <w:t>Page 2 of 12 | HR Knowledge Hub | HR Policies | SharePoint Online</w:t>
+      </w:r>
+    </w:p>
+    <w:p>
+      <w:r>
+        <w:br w:type="page"/>
+      </w:r>
+    </w:p>
+    <w:p>
+      <w:pPr>
+        <w:pStyle w:val="Heading1"/>
+      </w:pPr>
+      <w:r>
+        <w:t>Section 3: Governance Standards &amp; Controls</w:t>
+      </w:r>
+    </w:p>
+    <w:p>
+      <w:r>
+        <w:t>Summarizes accrual rates, blackout periods, and the process for requesting extended leave, including parental and medical leave. Section 3 (Governance Standards &amp; Controls) applies to HR Policies within HR Knowledge Hub and is maintained by Devon Russell. Establishes mandatory compliance controls, approval thresholds, and audit evidence.</w:t>
+      </w:r>
+    </w:p>
+    <w:p>
+      <w:r>
+        <w:t>Operational requirement 3.1: Leave requests over 10 consecutive days require HR Business Partner sign-off. Secondary control 3.2: Unused PTO above the cap is forfeited at calendar year end per state requirements.</w:t>
+      </w:r>
+    </w:p>
+    <w:p>
+      <w:pPr>
+        <w:pStyle w:val="ListBullet"/>
+      </w:pPr>
+      <w:r>
         <w:t>Leave requests over 10 consecutive days require HR Business Partner sign-off.</w:t>
       </w:r>
     </w:p>
@@ -70,12 +630,3054 @@
       </w:r>
     </w:p>
     <w:p>
+      <w:pPr>
+        <w:pStyle w:val="ListBullet"/>
+      </w:pPr>
+      <w:r>
+        <w:t>Section 3 review cadence is tracked by Devon Russell under HR Policies governance.</w:t>
+      </w:r>
+    </w:p>
+    <w:tbl>
+      <w:tblPr>
+        <w:tblStyle w:val="LightGrid-Accent1"/>
+        <w:tblW w:type="auto" w:w="0"/>
+        <w:tblLook w:firstColumn="1" w:firstRow="1" w:lastColumn="0" w:lastRow="0" w:noHBand="0" w:noVBand="1" w:val="04A0"/>
+      </w:tblPr>
+      <w:tblGrid>
+        <w:gridCol w:w="2160"/>
+        <w:gridCol w:w="2160"/>
+        <w:gridCol w:w="2160"/>
+        <w:gridCol w:w="2160"/>
+      </w:tblGrid>
+      <w:tr>
+        <w:tc>
+          <w:tcPr>
+            <w:tcW w:type="dxa" w:w="2160"/>
+          </w:tcPr>
+          <w:p>
+            <w:r>
+              <w:rPr>
+                <w:b/>
+              </w:rPr>
+              <w:t>Control Area</w:t>
+            </w:r>
+          </w:p>
+        </w:tc>
+        <w:tc>
+          <w:tcPr>
+            <w:tcW w:type="dxa" w:w="2160"/>
+          </w:tcPr>
+          <w:p>
+            <w:r>
+              <w:rPr>
+                <w:b/>
+              </w:rPr>
+              <w:t>Owner</w:t>
+            </w:r>
+          </w:p>
+        </w:tc>
+        <w:tc>
+          <w:tcPr>
+            <w:tcW w:type="dxa" w:w="2160"/>
+          </w:tcPr>
+          <w:p>
+            <w:r>
+              <w:rPr>
+                <w:b/>
+              </w:rPr>
+              <w:t>Target SLA</w:t>
+            </w:r>
+          </w:p>
+        </w:tc>
+        <w:tc>
+          <w:tcPr>
+            <w:tcW w:type="dxa" w:w="2160"/>
+          </w:tcPr>
+          <w:p>
+            <w:r>
+              <w:rPr>
+                <w:b/>
+              </w:rPr>
+              <w:t>Verification Status</w:t>
+            </w:r>
+          </w:p>
+        </w:tc>
+      </w:tr>
+      <w:tr>
+        <w:tc>
+          <w:tcPr>
+            <w:tcW w:type="dxa" w:w="2160"/>
+          </w:tcPr>
+          <w:p>
+            <w:r>
+              <w:t>HR Policies</w:t>
+            </w:r>
+          </w:p>
+        </w:tc>
+        <w:tc>
+          <w:tcPr>
+            <w:tcW w:type="dxa" w:w="2160"/>
+          </w:tcPr>
+          <w:p>
+            <w:r>
+              <w:t>Devon Russell</w:t>
+            </w:r>
+          </w:p>
+        </w:tc>
+        <w:tc>
+          <w:tcPr>
+            <w:tcW w:type="dxa" w:w="2160"/>
+          </w:tcPr>
+          <w:p>
+            <w:r>
+              <w:t>5 business days</w:t>
+            </w:r>
+          </w:p>
+        </w:tc>
+        <w:tc>
+          <w:tcPr>
+            <w:tcW w:type="dxa" w:w="2160"/>
+          </w:tcPr>
+          <w:p>
+            <w:r>
+              <w:t>Verified</w:t>
+            </w:r>
+          </w:p>
+        </w:tc>
+      </w:tr>
+      <w:tr>
+        <w:tc>
+          <w:tcPr>
+            <w:tcW w:type="dxa" w:w="2160"/>
+          </w:tcPr>
+          <w:p>
+            <w:r>
+              <w:t>Paid Time Off and Leave of A Gate 1</w:t>
+            </w:r>
+          </w:p>
+        </w:tc>
+        <w:tc>
+          <w:tcPr>
+            <w:tcW w:type="dxa" w:w="2160"/>
+          </w:tcPr>
+          <w:p>
+            <w:r>
+              <w:t>Devon Russell</w:t>
+            </w:r>
+          </w:p>
+        </w:tc>
+        <w:tc>
+          <w:tcPr>
+            <w:tcW w:type="dxa" w:w="2160"/>
+          </w:tcPr>
+          <w:p>
+            <w:r>
+              <w:t>3 business days</w:t>
+            </w:r>
+          </w:p>
+        </w:tc>
+        <w:tc>
+          <w:tcPr>
+            <w:tcW w:type="dxa" w:w="2160"/>
+          </w:tcPr>
+          <w:p>
+            <w:r>
+              <w:t>Active</w:t>
+            </w:r>
+          </w:p>
+        </w:tc>
+      </w:tr>
+      <w:tr>
+        <w:tc>
+          <w:tcPr>
+            <w:tcW w:type="dxa" w:w="2160"/>
+          </w:tcPr>
+          <w:p>
+            <w:r>
+              <w:t>Paid Time Off and Leave of A Gate 2</w:t>
+            </w:r>
+          </w:p>
+        </w:tc>
+        <w:tc>
+          <w:tcPr>
+            <w:tcW w:type="dxa" w:w="2160"/>
+          </w:tcPr>
+          <w:p>
+            <w:r>
+              <w:t>Devon Russell</w:t>
+            </w:r>
+          </w:p>
+        </w:tc>
+        <w:tc>
+          <w:tcPr>
+            <w:tcW w:type="dxa" w:w="2160"/>
+          </w:tcPr>
+          <w:p>
+            <w:r>
+              <w:t>10 business days</w:t>
+            </w:r>
+          </w:p>
+        </w:tc>
+        <w:tc>
+          <w:tcPr>
+            <w:tcW w:type="dxa" w:w="2160"/>
+          </w:tcPr>
+          <w:p>
+            <w:r>
+              <w:t>Monitored</w:t>
+            </w:r>
+          </w:p>
+        </w:tc>
+      </w:tr>
+      <w:tr>
+        <w:tc>
+          <w:tcPr>
+            <w:tcW w:type="dxa" w:w="2160"/>
+          </w:tcPr>
+          <w:p>
+            <w:r>
+              <w:t>Sec-3</w:t>
+            </w:r>
+          </w:p>
+        </w:tc>
+        <w:tc>
+          <w:tcPr>
+            <w:tcW w:type="dxa" w:w="2160"/>
+          </w:tcPr>
+          <w:p>
+            <w:r>
+              <w:t>Devon Russell</w:t>
+            </w:r>
+          </w:p>
+        </w:tc>
+        <w:tc>
+          <w:tcPr>
+            <w:tcW w:type="dxa" w:w="2160"/>
+          </w:tcPr>
+          <w:p>
+            <w:r>
+              <w:t>10 business days</w:t>
+            </w:r>
+          </w:p>
+        </w:tc>
+        <w:tc>
+          <w:tcPr>
+            <w:tcW w:type="dxa" w:w="2160"/>
+          </w:tcPr>
+          <w:p>
+            <w:r>
+              <w:t>Stage 3 Verified</w:t>
+            </w:r>
+          </w:p>
+        </w:tc>
+      </w:tr>
+    </w:tbl>
+    <w:p>
       <w:r>
         <w:rPr>
           <w:color w:val="808080"/>
           <w:sz w:val="16"/>
         </w:rPr>
-        <w:t>Source: HR Knowledge Hub knowledge base | SharePoint Online</w:t>
+        <w:t>Page 3 of 12 | HR Knowledge Hub | HR Policies | SharePoint Online</w:t>
+      </w:r>
+    </w:p>
+    <w:p>
+      <w:r>
+        <w:br w:type="page"/>
+      </w:r>
+    </w:p>
+    <w:p>
+      <w:pPr>
+        <w:pStyle w:val="Heading1"/>
+      </w:pPr>
+      <w:r>
+        <w:t>Section 4: Operational KPIs &amp; Benchmarks</w:t>
+      </w:r>
+    </w:p>
+    <w:p>
+      <w:r>
+        <w:t>Summarizes accrual rates, blackout periods, and the process for requesting extended leave, including parental and medical leave. Section 4 (Operational KPIs &amp; Benchmarks) applies to HR Policies within HR Knowledge Hub and is maintained by Devon Russell. Tracks baseline performance, target SLAs, and quarterly benchmark progression.</w:t>
+      </w:r>
+    </w:p>
+    <w:p>
+      <w:r>
+        <w:t>Operational requirement 4.1: Unused PTO above the cap is forfeited at calendar year end per state requirements. Secondary control 4.2: Full-time employees accrue 1.25 PTO days per month, capped at 30 days banked.</w:t>
+      </w:r>
+    </w:p>
+    <w:p>
+      <w:pPr>
+        <w:pStyle w:val="ListBullet"/>
+      </w:pPr>
+      <w:r>
+        <w:t>Unused PTO above the cap is forfeited at calendar year end per state requirements.</w:t>
+      </w:r>
+    </w:p>
+    <w:p>
+      <w:pPr>
+        <w:pStyle w:val="ListBullet"/>
+      </w:pPr>
+      <w:r>
+        <w:t>Full-time employees accrue 1.25 PTO days per month, capped at 30 days banked.</w:t>
+      </w:r>
+    </w:p>
+    <w:p>
+      <w:pPr>
+        <w:pStyle w:val="ListBullet"/>
+      </w:pPr>
+      <w:r>
+        <w:t>Section 4 review cadence is tracked by Devon Russell under HR Policies governance.</w:t>
+      </w:r>
+    </w:p>
+    <w:tbl>
+      <w:tblPr>
+        <w:tblStyle w:val="LightGrid-Accent1"/>
+        <w:tblW w:type="auto" w:w="0"/>
+        <w:tblLook w:firstColumn="1" w:firstRow="1" w:lastColumn="0" w:lastRow="0" w:noHBand="0" w:noVBand="1" w:val="04A0"/>
+      </w:tblPr>
+      <w:tblGrid>
+        <w:gridCol w:w="2160"/>
+        <w:gridCol w:w="2160"/>
+        <w:gridCol w:w="2160"/>
+        <w:gridCol w:w="2160"/>
+      </w:tblGrid>
+      <w:tr>
+        <w:tc>
+          <w:tcPr>
+            <w:tcW w:type="dxa" w:w="2160"/>
+          </w:tcPr>
+          <w:p>
+            <w:r>
+              <w:rPr>
+                <w:b/>
+              </w:rPr>
+              <w:t>Control Area</w:t>
+            </w:r>
+          </w:p>
+        </w:tc>
+        <w:tc>
+          <w:tcPr>
+            <w:tcW w:type="dxa" w:w="2160"/>
+          </w:tcPr>
+          <w:p>
+            <w:r>
+              <w:rPr>
+                <w:b/>
+              </w:rPr>
+              <w:t>Owner</w:t>
+            </w:r>
+          </w:p>
+        </w:tc>
+        <w:tc>
+          <w:tcPr>
+            <w:tcW w:type="dxa" w:w="2160"/>
+          </w:tcPr>
+          <w:p>
+            <w:r>
+              <w:rPr>
+                <w:b/>
+              </w:rPr>
+              <w:t>Target SLA</w:t>
+            </w:r>
+          </w:p>
+        </w:tc>
+        <w:tc>
+          <w:tcPr>
+            <w:tcW w:type="dxa" w:w="2160"/>
+          </w:tcPr>
+          <w:p>
+            <w:r>
+              <w:rPr>
+                <w:b/>
+              </w:rPr>
+              <w:t>Verification Status</w:t>
+            </w:r>
+          </w:p>
+        </w:tc>
+      </w:tr>
+      <w:tr>
+        <w:tc>
+          <w:tcPr>
+            <w:tcW w:type="dxa" w:w="2160"/>
+          </w:tcPr>
+          <w:p>
+            <w:r>
+              <w:t>HR Policies</w:t>
+            </w:r>
+          </w:p>
+        </w:tc>
+        <w:tc>
+          <w:tcPr>
+            <w:tcW w:type="dxa" w:w="2160"/>
+          </w:tcPr>
+          <w:p>
+            <w:r>
+              <w:t>Devon Russell</w:t>
+            </w:r>
+          </w:p>
+        </w:tc>
+        <w:tc>
+          <w:tcPr>
+            <w:tcW w:type="dxa" w:w="2160"/>
+          </w:tcPr>
+          <w:p>
+            <w:r>
+              <w:t>5 business days</w:t>
+            </w:r>
+          </w:p>
+        </w:tc>
+        <w:tc>
+          <w:tcPr>
+            <w:tcW w:type="dxa" w:w="2160"/>
+          </w:tcPr>
+          <w:p>
+            <w:r>
+              <w:t>Verified</w:t>
+            </w:r>
+          </w:p>
+        </w:tc>
+      </w:tr>
+      <w:tr>
+        <w:tc>
+          <w:tcPr>
+            <w:tcW w:type="dxa" w:w="2160"/>
+          </w:tcPr>
+          <w:p>
+            <w:r>
+              <w:t>Paid Time Off and Leave of A Gate 1</w:t>
+            </w:r>
+          </w:p>
+        </w:tc>
+        <w:tc>
+          <w:tcPr>
+            <w:tcW w:type="dxa" w:w="2160"/>
+          </w:tcPr>
+          <w:p>
+            <w:r>
+              <w:t>Devon Russell</w:t>
+            </w:r>
+          </w:p>
+        </w:tc>
+        <w:tc>
+          <w:tcPr>
+            <w:tcW w:type="dxa" w:w="2160"/>
+          </w:tcPr>
+          <w:p>
+            <w:r>
+              <w:t>3 business days</w:t>
+            </w:r>
+          </w:p>
+        </w:tc>
+        <w:tc>
+          <w:tcPr>
+            <w:tcW w:type="dxa" w:w="2160"/>
+          </w:tcPr>
+          <w:p>
+            <w:r>
+              <w:t>Active</w:t>
+            </w:r>
+          </w:p>
+        </w:tc>
+      </w:tr>
+      <w:tr>
+        <w:tc>
+          <w:tcPr>
+            <w:tcW w:type="dxa" w:w="2160"/>
+          </w:tcPr>
+          <w:p>
+            <w:r>
+              <w:t>Paid Time Off and Leave of A Gate 2</w:t>
+            </w:r>
+          </w:p>
+        </w:tc>
+        <w:tc>
+          <w:tcPr>
+            <w:tcW w:type="dxa" w:w="2160"/>
+          </w:tcPr>
+          <w:p>
+            <w:r>
+              <w:t>Devon Russell</w:t>
+            </w:r>
+          </w:p>
+        </w:tc>
+        <w:tc>
+          <w:tcPr>
+            <w:tcW w:type="dxa" w:w="2160"/>
+          </w:tcPr>
+          <w:p>
+            <w:r>
+              <w:t>10 business days</w:t>
+            </w:r>
+          </w:p>
+        </w:tc>
+        <w:tc>
+          <w:tcPr>
+            <w:tcW w:type="dxa" w:w="2160"/>
+          </w:tcPr>
+          <w:p>
+            <w:r>
+              <w:t>Monitored</w:t>
+            </w:r>
+          </w:p>
+        </w:tc>
+      </w:tr>
+      <w:tr>
+        <w:tc>
+          <w:tcPr>
+            <w:tcW w:type="dxa" w:w="2160"/>
+          </w:tcPr>
+          <w:p>
+            <w:r>
+              <w:t>Sec-4</w:t>
+            </w:r>
+          </w:p>
+        </w:tc>
+        <w:tc>
+          <w:tcPr>
+            <w:tcW w:type="dxa" w:w="2160"/>
+          </w:tcPr>
+          <w:p>
+            <w:r>
+              <w:t>Devon Russell</w:t>
+            </w:r>
+          </w:p>
+        </w:tc>
+        <w:tc>
+          <w:tcPr>
+            <w:tcW w:type="dxa" w:w="2160"/>
+          </w:tcPr>
+          <w:p>
+            <w:r>
+              <w:t>5 business days</w:t>
+            </w:r>
+          </w:p>
+        </w:tc>
+        <w:tc>
+          <w:tcPr>
+            <w:tcW w:type="dxa" w:w="2160"/>
+          </w:tcPr>
+          <w:p>
+            <w:r>
+              <w:t>Stage 4 Verified</w:t>
+            </w:r>
+          </w:p>
+        </w:tc>
+      </w:tr>
+    </w:tbl>
+    <w:p>
+      <w:r>
+        <w:drawing>
+          <wp:inline xmlns:a="http://schemas.openxmlformats.org/drawingml/2006/main" xmlns:pic="http://schemas.openxmlformats.org/drawingml/2006/picture">
+            <wp:extent cx="5303520" cy="1744579"/>
+            <wp:docPr id="2" name="Picture 2"/>
+            <wp:cNvGraphicFramePr>
+              <a:graphicFrameLocks noChangeAspect="1"/>
+            </wp:cNvGraphicFramePr>
+            <a:graphic>
+              <a:graphicData uri="http://schemas.openxmlformats.org/drawingml/2006/picture">
+                <pic:pic>
+                  <pic:nvPicPr>
+                    <pic:cNvPr id="0" name="image.png"/>
+                    <pic:cNvPicPr/>
+                  </pic:nvPicPr>
+                  <pic:blipFill>
+                    <a:blip r:embed="rId10"/>
+                    <a:stretch>
+                      <a:fillRect/>
+                    </a:stretch>
+                  </pic:blipFill>
+                  <pic:spPr>
+                    <a:xfrm>
+                      <a:off x="0" y="0"/>
+                      <a:ext cx="5303520" cy="1744579"/>
+                    </a:xfrm>
+                    <a:prstGeom prst="rect"/>
+                  </pic:spPr>
+                </pic:pic>
+              </a:graphicData>
+            </a:graphic>
+          </wp:inline>
+        </w:drawing>
+      </w:r>
+    </w:p>
+    <w:p>
+      <w:r>
+        <w:rPr>
+          <w:color w:val="808080"/>
+          <w:sz w:val="16"/>
+        </w:rPr>
+        <w:t>Page 4 of 12 | HR Knowledge Hub | HR Policies | SharePoint Online</w:t>
+      </w:r>
+    </w:p>
+    <w:p>
+      <w:r>
+        <w:br w:type="page"/>
+      </w:r>
+    </w:p>
+    <w:p>
+      <w:pPr>
+        <w:pStyle w:val="Heading1"/>
+      </w:pPr>
+      <w:r>
+        <w:t>Section 5: Roles, Responsibilities &amp; RACI</w:t>
+      </w:r>
+    </w:p>
+    <w:p>
+      <w:r>
+        <w:t>Summarizes accrual rates, blackout periods, and the process for requesting extended leave, including parental and medical leave. Section 5 (Roles, Responsibilities &amp; RACI) applies to HR Policies within HR Knowledge Hub and is maintained by Devon Russell. Clarifies ownership across accountable executives, operational leads, and reviewers.</w:t>
+      </w:r>
+    </w:p>
+    <w:p>
+      <w:r>
+        <w:t>Operational requirement 5.1: Full-time employees accrue 1.25 PTO days per month, capped at 30 days banked. Secondary control 5.2: Parental leave provides 12 weeks paid for the primary caregiver and 6 weeks for the secondary caregiver.</w:t>
+      </w:r>
+    </w:p>
+    <w:p>
+      <w:pPr>
+        <w:pStyle w:val="ListBullet"/>
+      </w:pPr>
+      <w:r>
+        <w:t>Full-time employees accrue 1.25 PTO days per month, capped at 30 days banked.</w:t>
+      </w:r>
+    </w:p>
+    <w:p>
+      <w:pPr>
+        <w:pStyle w:val="ListBullet"/>
+      </w:pPr>
+      <w:r>
+        <w:t>Parental leave provides 12 weeks paid for the primary caregiver and 6 weeks for the secondary caregiver.</w:t>
+      </w:r>
+    </w:p>
+    <w:p>
+      <w:pPr>
+        <w:pStyle w:val="ListBullet"/>
+      </w:pPr>
+      <w:r>
+        <w:t>Section 5 review cadence is tracked by Devon Russell under HR Policies governance.</w:t>
+      </w:r>
+    </w:p>
+    <w:tbl>
+      <w:tblPr>
+        <w:tblStyle w:val="LightGrid-Accent1"/>
+        <w:tblW w:type="auto" w:w="0"/>
+        <w:tblLook w:firstColumn="1" w:firstRow="1" w:lastColumn="0" w:lastRow="0" w:noHBand="0" w:noVBand="1" w:val="04A0"/>
+      </w:tblPr>
+      <w:tblGrid>
+        <w:gridCol w:w="2160"/>
+        <w:gridCol w:w="2160"/>
+        <w:gridCol w:w="2160"/>
+        <w:gridCol w:w="2160"/>
+      </w:tblGrid>
+      <w:tr>
+        <w:tc>
+          <w:tcPr>
+            <w:tcW w:type="dxa" w:w="2160"/>
+          </w:tcPr>
+          <w:p>
+            <w:r>
+              <w:rPr>
+                <w:b/>
+              </w:rPr>
+              <w:t>Control Area</w:t>
+            </w:r>
+          </w:p>
+        </w:tc>
+        <w:tc>
+          <w:tcPr>
+            <w:tcW w:type="dxa" w:w="2160"/>
+          </w:tcPr>
+          <w:p>
+            <w:r>
+              <w:rPr>
+                <w:b/>
+              </w:rPr>
+              <w:t>Owner</w:t>
+            </w:r>
+          </w:p>
+        </w:tc>
+        <w:tc>
+          <w:tcPr>
+            <w:tcW w:type="dxa" w:w="2160"/>
+          </w:tcPr>
+          <w:p>
+            <w:r>
+              <w:rPr>
+                <w:b/>
+              </w:rPr>
+              <w:t>Target SLA</w:t>
+            </w:r>
+          </w:p>
+        </w:tc>
+        <w:tc>
+          <w:tcPr>
+            <w:tcW w:type="dxa" w:w="2160"/>
+          </w:tcPr>
+          <w:p>
+            <w:r>
+              <w:rPr>
+                <w:b/>
+              </w:rPr>
+              <w:t>Verification Status</w:t>
+            </w:r>
+          </w:p>
+        </w:tc>
+      </w:tr>
+      <w:tr>
+        <w:tc>
+          <w:tcPr>
+            <w:tcW w:type="dxa" w:w="2160"/>
+          </w:tcPr>
+          <w:p>
+            <w:r>
+              <w:t>HR Policies</w:t>
+            </w:r>
+          </w:p>
+        </w:tc>
+        <w:tc>
+          <w:tcPr>
+            <w:tcW w:type="dxa" w:w="2160"/>
+          </w:tcPr>
+          <w:p>
+            <w:r>
+              <w:t>Devon Russell</w:t>
+            </w:r>
+          </w:p>
+        </w:tc>
+        <w:tc>
+          <w:tcPr>
+            <w:tcW w:type="dxa" w:w="2160"/>
+          </w:tcPr>
+          <w:p>
+            <w:r>
+              <w:t>5 business days</w:t>
+            </w:r>
+          </w:p>
+        </w:tc>
+        <w:tc>
+          <w:tcPr>
+            <w:tcW w:type="dxa" w:w="2160"/>
+          </w:tcPr>
+          <w:p>
+            <w:r>
+              <w:t>Verified</w:t>
+            </w:r>
+          </w:p>
+        </w:tc>
+      </w:tr>
+      <w:tr>
+        <w:tc>
+          <w:tcPr>
+            <w:tcW w:type="dxa" w:w="2160"/>
+          </w:tcPr>
+          <w:p>
+            <w:r>
+              <w:t>Paid Time Off and Leave of A Gate 1</w:t>
+            </w:r>
+          </w:p>
+        </w:tc>
+        <w:tc>
+          <w:tcPr>
+            <w:tcW w:type="dxa" w:w="2160"/>
+          </w:tcPr>
+          <w:p>
+            <w:r>
+              <w:t>Devon Russell</w:t>
+            </w:r>
+          </w:p>
+        </w:tc>
+        <w:tc>
+          <w:tcPr>
+            <w:tcW w:type="dxa" w:w="2160"/>
+          </w:tcPr>
+          <w:p>
+            <w:r>
+              <w:t>3 business days</w:t>
+            </w:r>
+          </w:p>
+        </w:tc>
+        <w:tc>
+          <w:tcPr>
+            <w:tcW w:type="dxa" w:w="2160"/>
+          </w:tcPr>
+          <w:p>
+            <w:r>
+              <w:t>Active</w:t>
+            </w:r>
+          </w:p>
+        </w:tc>
+      </w:tr>
+      <w:tr>
+        <w:tc>
+          <w:tcPr>
+            <w:tcW w:type="dxa" w:w="2160"/>
+          </w:tcPr>
+          <w:p>
+            <w:r>
+              <w:t>Paid Time Off and Leave of A Gate 2</w:t>
+            </w:r>
+          </w:p>
+        </w:tc>
+        <w:tc>
+          <w:tcPr>
+            <w:tcW w:type="dxa" w:w="2160"/>
+          </w:tcPr>
+          <w:p>
+            <w:r>
+              <w:t>Devon Russell</w:t>
+            </w:r>
+          </w:p>
+        </w:tc>
+        <w:tc>
+          <w:tcPr>
+            <w:tcW w:type="dxa" w:w="2160"/>
+          </w:tcPr>
+          <w:p>
+            <w:r>
+              <w:t>10 business days</w:t>
+            </w:r>
+          </w:p>
+        </w:tc>
+        <w:tc>
+          <w:tcPr>
+            <w:tcW w:type="dxa" w:w="2160"/>
+          </w:tcPr>
+          <w:p>
+            <w:r>
+              <w:t>Monitored</w:t>
+            </w:r>
+          </w:p>
+        </w:tc>
+      </w:tr>
+      <w:tr>
+        <w:tc>
+          <w:tcPr>
+            <w:tcW w:type="dxa" w:w="2160"/>
+          </w:tcPr>
+          <w:p>
+            <w:r>
+              <w:t>Sec-5</w:t>
+            </w:r>
+          </w:p>
+        </w:tc>
+        <w:tc>
+          <w:tcPr>
+            <w:tcW w:type="dxa" w:w="2160"/>
+          </w:tcPr>
+          <w:p>
+            <w:r>
+              <w:t>Devon Russell</w:t>
+            </w:r>
+          </w:p>
+        </w:tc>
+        <w:tc>
+          <w:tcPr>
+            <w:tcW w:type="dxa" w:w="2160"/>
+          </w:tcPr>
+          <w:p>
+            <w:r>
+              <w:t>3 business days</w:t>
+            </w:r>
+          </w:p>
+        </w:tc>
+        <w:tc>
+          <w:tcPr>
+            <w:tcW w:type="dxa" w:w="2160"/>
+          </w:tcPr>
+          <w:p>
+            <w:r>
+              <w:t>Stage 5 Verified</w:t>
+            </w:r>
+          </w:p>
+        </w:tc>
+      </w:tr>
+    </w:tbl>
+    <w:p>
+      <w:r>
+        <w:rPr>
+          <w:color w:val="808080"/>
+          <w:sz w:val="16"/>
+        </w:rPr>
+        <w:t>Page 5 of 12 | HR Knowledge Hub | HR Policies | SharePoint Online</w:t>
+      </w:r>
+    </w:p>
+    <w:p>
+      <w:r>
+        <w:br w:type="page"/>
+      </w:r>
+    </w:p>
+    <w:p>
+      <w:pPr>
+        <w:pStyle w:val="Heading1"/>
+      </w:pPr>
+      <w:r>
+        <w:t>Section 6: Standard Operating Procedures</w:t>
+      </w:r>
+    </w:p>
+    <w:p>
+      <w:r>
+        <w:t>Summarizes accrual rates, blackout periods, and the process for requesting extended leave, including parental and medical leave. Section 6 (Standard Operating Procedures) applies to HR Policies within HR Knowledge Hub and is maintained by Devon Russell. Provides step-by-step execution checklists, intake criteria, and verification gates.</w:t>
+      </w:r>
+    </w:p>
+    <w:p>
+      <w:r>
+        <w:t>Operational requirement 6.1: Parental leave provides 12 weeks paid for the primary caregiver and 6 weeks for the secondary caregiver. Secondary control 6.2: Leave requests over 10 consecutive days require HR Business Partner sign-off.</w:t>
+      </w:r>
+    </w:p>
+    <w:p>
+      <w:pPr>
+        <w:pStyle w:val="ListBullet"/>
+      </w:pPr>
+      <w:r>
+        <w:t>Parental leave provides 12 weeks paid for the primary caregiver and 6 weeks for the secondary caregiver.</w:t>
+      </w:r>
+    </w:p>
+    <w:p>
+      <w:pPr>
+        <w:pStyle w:val="ListBullet"/>
+      </w:pPr>
+      <w:r>
+        <w:t>Leave requests over 10 consecutive days require HR Business Partner sign-off.</w:t>
+      </w:r>
+    </w:p>
+    <w:p>
+      <w:pPr>
+        <w:pStyle w:val="ListBullet"/>
+      </w:pPr>
+      <w:r>
+        <w:t>Section 6 review cadence is tracked by Devon Russell under HR Policies governance.</w:t>
+      </w:r>
+    </w:p>
+    <w:tbl>
+      <w:tblPr>
+        <w:tblStyle w:val="LightGrid-Accent1"/>
+        <w:tblW w:type="auto" w:w="0"/>
+        <w:tblLook w:firstColumn="1" w:firstRow="1" w:lastColumn="0" w:lastRow="0" w:noHBand="0" w:noVBand="1" w:val="04A0"/>
+      </w:tblPr>
+      <w:tblGrid>
+        <w:gridCol w:w="2160"/>
+        <w:gridCol w:w="2160"/>
+        <w:gridCol w:w="2160"/>
+        <w:gridCol w:w="2160"/>
+      </w:tblGrid>
+      <w:tr>
+        <w:tc>
+          <w:tcPr>
+            <w:tcW w:type="dxa" w:w="2160"/>
+          </w:tcPr>
+          <w:p>
+            <w:r>
+              <w:rPr>
+                <w:b/>
+              </w:rPr>
+              <w:t>Control Area</w:t>
+            </w:r>
+          </w:p>
+        </w:tc>
+        <w:tc>
+          <w:tcPr>
+            <w:tcW w:type="dxa" w:w="2160"/>
+          </w:tcPr>
+          <w:p>
+            <w:r>
+              <w:rPr>
+                <w:b/>
+              </w:rPr>
+              <w:t>Owner</w:t>
+            </w:r>
+          </w:p>
+        </w:tc>
+        <w:tc>
+          <w:tcPr>
+            <w:tcW w:type="dxa" w:w="2160"/>
+          </w:tcPr>
+          <w:p>
+            <w:r>
+              <w:rPr>
+                <w:b/>
+              </w:rPr>
+              <w:t>Target SLA</w:t>
+            </w:r>
+          </w:p>
+        </w:tc>
+        <w:tc>
+          <w:tcPr>
+            <w:tcW w:type="dxa" w:w="2160"/>
+          </w:tcPr>
+          <w:p>
+            <w:r>
+              <w:rPr>
+                <w:b/>
+              </w:rPr>
+              <w:t>Verification Status</w:t>
+            </w:r>
+          </w:p>
+        </w:tc>
+      </w:tr>
+      <w:tr>
+        <w:tc>
+          <w:tcPr>
+            <w:tcW w:type="dxa" w:w="2160"/>
+          </w:tcPr>
+          <w:p>
+            <w:r>
+              <w:t>HR Policies</w:t>
+            </w:r>
+          </w:p>
+        </w:tc>
+        <w:tc>
+          <w:tcPr>
+            <w:tcW w:type="dxa" w:w="2160"/>
+          </w:tcPr>
+          <w:p>
+            <w:r>
+              <w:t>Devon Russell</w:t>
+            </w:r>
+          </w:p>
+        </w:tc>
+        <w:tc>
+          <w:tcPr>
+            <w:tcW w:type="dxa" w:w="2160"/>
+          </w:tcPr>
+          <w:p>
+            <w:r>
+              <w:t>5 business days</w:t>
+            </w:r>
+          </w:p>
+        </w:tc>
+        <w:tc>
+          <w:tcPr>
+            <w:tcW w:type="dxa" w:w="2160"/>
+          </w:tcPr>
+          <w:p>
+            <w:r>
+              <w:t>Verified</w:t>
+            </w:r>
+          </w:p>
+        </w:tc>
+      </w:tr>
+      <w:tr>
+        <w:tc>
+          <w:tcPr>
+            <w:tcW w:type="dxa" w:w="2160"/>
+          </w:tcPr>
+          <w:p>
+            <w:r>
+              <w:t>Paid Time Off and Leave of A Gate 1</w:t>
+            </w:r>
+          </w:p>
+        </w:tc>
+        <w:tc>
+          <w:tcPr>
+            <w:tcW w:type="dxa" w:w="2160"/>
+          </w:tcPr>
+          <w:p>
+            <w:r>
+              <w:t>Devon Russell</w:t>
+            </w:r>
+          </w:p>
+        </w:tc>
+        <w:tc>
+          <w:tcPr>
+            <w:tcW w:type="dxa" w:w="2160"/>
+          </w:tcPr>
+          <w:p>
+            <w:r>
+              <w:t>3 business days</w:t>
+            </w:r>
+          </w:p>
+        </w:tc>
+        <w:tc>
+          <w:tcPr>
+            <w:tcW w:type="dxa" w:w="2160"/>
+          </w:tcPr>
+          <w:p>
+            <w:r>
+              <w:t>Active</w:t>
+            </w:r>
+          </w:p>
+        </w:tc>
+      </w:tr>
+      <w:tr>
+        <w:tc>
+          <w:tcPr>
+            <w:tcW w:type="dxa" w:w="2160"/>
+          </w:tcPr>
+          <w:p>
+            <w:r>
+              <w:t>Paid Time Off and Leave of A Gate 2</w:t>
+            </w:r>
+          </w:p>
+        </w:tc>
+        <w:tc>
+          <w:tcPr>
+            <w:tcW w:type="dxa" w:w="2160"/>
+          </w:tcPr>
+          <w:p>
+            <w:r>
+              <w:t>Devon Russell</w:t>
+            </w:r>
+          </w:p>
+        </w:tc>
+        <w:tc>
+          <w:tcPr>
+            <w:tcW w:type="dxa" w:w="2160"/>
+          </w:tcPr>
+          <w:p>
+            <w:r>
+              <w:t>10 business days</w:t>
+            </w:r>
+          </w:p>
+        </w:tc>
+        <w:tc>
+          <w:tcPr>
+            <w:tcW w:type="dxa" w:w="2160"/>
+          </w:tcPr>
+          <w:p>
+            <w:r>
+              <w:t>Monitored</w:t>
+            </w:r>
+          </w:p>
+        </w:tc>
+      </w:tr>
+      <w:tr>
+        <w:tc>
+          <w:tcPr>
+            <w:tcW w:type="dxa" w:w="2160"/>
+          </w:tcPr>
+          <w:p>
+            <w:r>
+              <w:t>Sec-6</w:t>
+            </w:r>
+          </w:p>
+        </w:tc>
+        <w:tc>
+          <w:tcPr>
+            <w:tcW w:type="dxa" w:w="2160"/>
+          </w:tcPr>
+          <w:p>
+            <w:r>
+              <w:t>Devon Russell</w:t>
+            </w:r>
+          </w:p>
+        </w:tc>
+        <w:tc>
+          <w:tcPr>
+            <w:tcW w:type="dxa" w:w="2160"/>
+          </w:tcPr>
+          <w:p>
+            <w:r>
+              <w:t>10 business days</w:t>
+            </w:r>
+          </w:p>
+        </w:tc>
+        <w:tc>
+          <w:tcPr>
+            <w:tcW w:type="dxa" w:w="2160"/>
+          </w:tcPr>
+          <w:p>
+            <w:r>
+              <w:t>Stage 6 Verified</w:t>
+            </w:r>
+          </w:p>
+        </w:tc>
+      </w:tr>
+    </w:tbl>
+    <w:p>
+      <w:r>
+        <w:drawing>
+          <wp:inline xmlns:a="http://schemas.openxmlformats.org/drawingml/2006/main" xmlns:pic="http://schemas.openxmlformats.org/drawingml/2006/picture">
+            <wp:extent cx="5303520" cy="1744579"/>
+            <wp:docPr id="3" name="Picture 3"/>
+            <wp:cNvGraphicFramePr>
+              <a:graphicFrameLocks noChangeAspect="1"/>
+            </wp:cNvGraphicFramePr>
+            <a:graphic>
+              <a:graphicData uri="http://schemas.openxmlformats.org/drawingml/2006/picture">
+                <pic:pic>
+                  <pic:nvPicPr>
+                    <pic:cNvPr id="0" name="image.png"/>
+                    <pic:cNvPicPr/>
+                  </pic:nvPicPr>
+                  <pic:blipFill>
+                    <a:blip r:embed="rId9"/>
+                    <a:stretch>
+                      <a:fillRect/>
+                    </a:stretch>
+                  </pic:blipFill>
+                  <pic:spPr>
+                    <a:xfrm>
+                      <a:off x="0" y="0"/>
+                      <a:ext cx="5303520" cy="1744579"/>
+                    </a:xfrm>
+                    <a:prstGeom prst="rect"/>
+                  </pic:spPr>
+                </pic:pic>
+              </a:graphicData>
+            </a:graphic>
+          </wp:inline>
+        </w:drawing>
+      </w:r>
+    </w:p>
+    <w:p>
+      <w:r>
+        <w:rPr>
+          <w:color w:val="808080"/>
+          <w:sz w:val="16"/>
+        </w:rPr>
+        <w:t>Page 6 of 12 | HR Knowledge Hub | HR Policies | SharePoint Online</w:t>
+      </w:r>
+    </w:p>
+    <w:p>
+      <w:r>
+        <w:br w:type="page"/>
+      </w:r>
+    </w:p>
+    <w:p>
+      <w:pPr>
+        <w:pStyle w:val="Heading1"/>
+      </w:pPr>
+      <w:r>
+        <w:t>Section 7: Risk Register &amp; Mitigations</w:t>
+      </w:r>
+    </w:p>
+    <w:p>
+      <w:r>
+        <w:t>Summarizes accrual rates, blackout periods, and the process for requesting extended leave, including parental and medical leave. Section 7 (Risk Register &amp; Mitigations) applies to HR Policies within HR Knowledge Hub and is maintained by Devon Russell. Catalogs operational, compliance, and delivery risks alongside preventive mitigations.</w:t>
+      </w:r>
+    </w:p>
+    <w:p>
+      <w:r>
+        <w:t>Operational requirement 7.1: Leave requests over 10 consecutive days require HR Business Partner sign-off. Secondary control 7.2: Unused PTO above the cap is forfeited at calendar year end per state requirements.</w:t>
+      </w:r>
+    </w:p>
+    <w:p>
+      <w:pPr>
+        <w:pStyle w:val="ListBullet"/>
+      </w:pPr>
+      <w:r>
+        <w:t>Leave requests over 10 consecutive days require HR Business Partner sign-off.</w:t>
+      </w:r>
+    </w:p>
+    <w:p>
+      <w:pPr>
+        <w:pStyle w:val="ListBullet"/>
+      </w:pPr>
+      <w:r>
+        <w:t>Unused PTO above the cap is forfeited at calendar year end per state requirements.</w:t>
+      </w:r>
+    </w:p>
+    <w:p>
+      <w:pPr>
+        <w:pStyle w:val="ListBullet"/>
+      </w:pPr>
+      <w:r>
+        <w:t>Section 7 review cadence is tracked by Devon Russell under HR Policies governance.</w:t>
+      </w:r>
+    </w:p>
+    <w:tbl>
+      <w:tblPr>
+        <w:tblStyle w:val="LightGrid-Accent1"/>
+        <w:tblW w:type="auto" w:w="0"/>
+        <w:tblLook w:firstColumn="1" w:firstRow="1" w:lastColumn="0" w:lastRow="0" w:noHBand="0" w:noVBand="1" w:val="04A0"/>
+      </w:tblPr>
+      <w:tblGrid>
+        <w:gridCol w:w="2160"/>
+        <w:gridCol w:w="2160"/>
+        <w:gridCol w:w="2160"/>
+        <w:gridCol w:w="2160"/>
+      </w:tblGrid>
+      <w:tr>
+        <w:tc>
+          <w:tcPr>
+            <w:tcW w:type="dxa" w:w="2160"/>
+          </w:tcPr>
+          <w:p>
+            <w:r>
+              <w:rPr>
+                <w:b/>
+              </w:rPr>
+              <w:t>Control Area</w:t>
+            </w:r>
+          </w:p>
+        </w:tc>
+        <w:tc>
+          <w:tcPr>
+            <w:tcW w:type="dxa" w:w="2160"/>
+          </w:tcPr>
+          <w:p>
+            <w:r>
+              <w:rPr>
+                <w:b/>
+              </w:rPr>
+              <w:t>Owner</w:t>
+            </w:r>
+          </w:p>
+        </w:tc>
+        <w:tc>
+          <w:tcPr>
+            <w:tcW w:type="dxa" w:w="2160"/>
+          </w:tcPr>
+          <w:p>
+            <w:r>
+              <w:rPr>
+                <w:b/>
+              </w:rPr>
+              <w:t>Target SLA</w:t>
+            </w:r>
+          </w:p>
+        </w:tc>
+        <w:tc>
+          <w:tcPr>
+            <w:tcW w:type="dxa" w:w="2160"/>
+          </w:tcPr>
+          <w:p>
+            <w:r>
+              <w:rPr>
+                <w:b/>
+              </w:rPr>
+              <w:t>Verification Status</w:t>
+            </w:r>
+          </w:p>
+        </w:tc>
+      </w:tr>
+      <w:tr>
+        <w:tc>
+          <w:tcPr>
+            <w:tcW w:type="dxa" w:w="2160"/>
+          </w:tcPr>
+          <w:p>
+            <w:r>
+              <w:t>HR Policies</w:t>
+            </w:r>
+          </w:p>
+        </w:tc>
+        <w:tc>
+          <w:tcPr>
+            <w:tcW w:type="dxa" w:w="2160"/>
+          </w:tcPr>
+          <w:p>
+            <w:r>
+              <w:t>Devon Russell</w:t>
+            </w:r>
+          </w:p>
+        </w:tc>
+        <w:tc>
+          <w:tcPr>
+            <w:tcW w:type="dxa" w:w="2160"/>
+          </w:tcPr>
+          <w:p>
+            <w:r>
+              <w:t>5 business days</w:t>
+            </w:r>
+          </w:p>
+        </w:tc>
+        <w:tc>
+          <w:tcPr>
+            <w:tcW w:type="dxa" w:w="2160"/>
+          </w:tcPr>
+          <w:p>
+            <w:r>
+              <w:t>Verified</w:t>
+            </w:r>
+          </w:p>
+        </w:tc>
+      </w:tr>
+      <w:tr>
+        <w:tc>
+          <w:tcPr>
+            <w:tcW w:type="dxa" w:w="2160"/>
+          </w:tcPr>
+          <w:p>
+            <w:r>
+              <w:t>Paid Time Off and Leave of A Gate 1</w:t>
+            </w:r>
+          </w:p>
+        </w:tc>
+        <w:tc>
+          <w:tcPr>
+            <w:tcW w:type="dxa" w:w="2160"/>
+          </w:tcPr>
+          <w:p>
+            <w:r>
+              <w:t>Devon Russell</w:t>
+            </w:r>
+          </w:p>
+        </w:tc>
+        <w:tc>
+          <w:tcPr>
+            <w:tcW w:type="dxa" w:w="2160"/>
+          </w:tcPr>
+          <w:p>
+            <w:r>
+              <w:t>3 business days</w:t>
+            </w:r>
+          </w:p>
+        </w:tc>
+        <w:tc>
+          <w:tcPr>
+            <w:tcW w:type="dxa" w:w="2160"/>
+          </w:tcPr>
+          <w:p>
+            <w:r>
+              <w:t>Active</w:t>
+            </w:r>
+          </w:p>
+        </w:tc>
+      </w:tr>
+      <w:tr>
+        <w:tc>
+          <w:tcPr>
+            <w:tcW w:type="dxa" w:w="2160"/>
+          </w:tcPr>
+          <w:p>
+            <w:r>
+              <w:t>Paid Time Off and Leave of A Gate 2</w:t>
+            </w:r>
+          </w:p>
+        </w:tc>
+        <w:tc>
+          <w:tcPr>
+            <w:tcW w:type="dxa" w:w="2160"/>
+          </w:tcPr>
+          <w:p>
+            <w:r>
+              <w:t>Devon Russell</w:t>
+            </w:r>
+          </w:p>
+        </w:tc>
+        <w:tc>
+          <w:tcPr>
+            <w:tcW w:type="dxa" w:w="2160"/>
+          </w:tcPr>
+          <w:p>
+            <w:r>
+              <w:t>10 business days</w:t>
+            </w:r>
+          </w:p>
+        </w:tc>
+        <w:tc>
+          <w:tcPr>
+            <w:tcW w:type="dxa" w:w="2160"/>
+          </w:tcPr>
+          <w:p>
+            <w:r>
+              <w:t>Monitored</w:t>
+            </w:r>
+          </w:p>
+        </w:tc>
+      </w:tr>
+      <w:tr>
+        <w:tc>
+          <w:tcPr>
+            <w:tcW w:type="dxa" w:w="2160"/>
+          </w:tcPr>
+          <w:p>
+            <w:r>
+              <w:t>Sec-7</w:t>
+            </w:r>
+          </w:p>
+        </w:tc>
+        <w:tc>
+          <w:tcPr>
+            <w:tcW w:type="dxa" w:w="2160"/>
+          </w:tcPr>
+          <w:p>
+            <w:r>
+              <w:t>Devon Russell</w:t>
+            </w:r>
+          </w:p>
+        </w:tc>
+        <w:tc>
+          <w:tcPr>
+            <w:tcW w:type="dxa" w:w="2160"/>
+          </w:tcPr>
+          <w:p>
+            <w:r>
+              <w:t>5 business days</w:t>
+            </w:r>
+          </w:p>
+        </w:tc>
+        <w:tc>
+          <w:tcPr>
+            <w:tcW w:type="dxa" w:w="2160"/>
+          </w:tcPr>
+          <w:p>
+            <w:r>
+              <w:t>Stage 7 Verified</w:t>
+            </w:r>
+          </w:p>
+        </w:tc>
+      </w:tr>
+    </w:tbl>
+    <w:p>
+      <w:r>
+        <w:rPr>
+          <w:color w:val="808080"/>
+          <w:sz w:val="16"/>
+        </w:rPr>
+        <w:t>Page 7 of 12 | HR Knowledge Hub | HR Policies | SharePoint Online</w:t>
+      </w:r>
+    </w:p>
+    <w:p>
+      <w:r>
+        <w:br w:type="page"/>
+      </w:r>
+    </w:p>
+    <w:p>
+      <w:pPr>
+        <w:pStyle w:val="Heading1"/>
+      </w:pPr>
+      <w:r>
+        <w:t>Section 8: Quality Assurance &amp; Audits</w:t>
+      </w:r>
+    </w:p>
+    <w:p>
+      <w:r>
+        <w:t>Summarizes accrual rates, blackout periods, and the process for requesting extended leave, including parental and medical leave. Section 8 (Quality Assurance &amp; Audits) applies to HR Policies within HR Knowledge Hub and is maintained by Devon Russell. Specifies sampling frequencies, inspection tolerances, and nonconformance workflows.</w:t>
+      </w:r>
+    </w:p>
+    <w:p>
+      <w:r>
+        <w:t>Operational requirement 8.1: Unused PTO above the cap is forfeited at calendar year end per state requirements. Secondary control 8.2: Full-time employees accrue 1.25 PTO days per month, capped at 30 days banked.</w:t>
+      </w:r>
+    </w:p>
+    <w:p>
+      <w:pPr>
+        <w:pStyle w:val="ListBullet"/>
+      </w:pPr>
+      <w:r>
+        <w:t>Unused PTO above the cap is forfeited at calendar year end per state requirements.</w:t>
+      </w:r>
+    </w:p>
+    <w:p>
+      <w:pPr>
+        <w:pStyle w:val="ListBullet"/>
+      </w:pPr>
+      <w:r>
+        <w:t>Full-time employees accrue 1.25 PTO days per month, capped at 30 days banked.</w:t>
+      </w:r>
+    </w:p>
+    <w:p>
+      <w:pPr>
+        <w:pStyle w:val="ListBullet"/>
+      </w:pPr>
+      <w:r>
+        <w:t>Section 8 review cadence is tracked by Devon Russell under HR Policies governance.</w:t>
+      </w:r>
+    </w:p>
+    <w:tbl>
+      <w:tblPr>
+        <w:tblStyle w:val="LightGrid-Accent1"/>
+        <w:tblW w:type="auto" w:w="0"/>
+        <w:tblLook w:firstColumn="1" w:firstRow="1" w:lastColumn="0" w:lastRow="0" w:noHBand="0" w:noVBand="1" w:val="04A0"/>
+      </w:tblPr>
+      <w:tblGrid>
+        <w:gridCol w:w="2160"/>
+        <w:gridCol w:w="2160"/>
+        <w:gridCol w:w="2160"/>
+        <w:gridCol w:w="2160"/>
+      </w:tblGrid>
+      <w:tr>
+        <w:tc>
+          <w:tcPr>
+            <w:tcW w:type="dxa" w:w="2160"/>
+          </w:tcPr>
+          <w:p>
+            <w:r>
+              <w:rPr>
+                <w:b/>
+              </w:rPr>
+              <w:t>Control Area</w:t>
+            </w:r>
+          </w:p>
+        </w:tc>
+        <w:tc>
+          <w:tcPr>
+            <w:tcW w:type="dxa" w:w="2160"/>
+          </w:tcPr>
+          <w:p>
+            <w:r>
+              <w:rPr>
+                <w:b/>
+              </w:rPr>
+              <w:t>Owner</w:t>
+            </w:r>
+          </w:p>
+        </w:tc>
+        <w:tc>
+          <w:tcPr>
+            <w:tcW w:type="dxa" w:w="2160"/>
+          </w:tcPr>
+          <w:p>
+            <w:r>
+              <w:rPr>
+                <w:b/>
+              </w:rPr>
+              <w:t>Target SLA</w:t>
+            </w:r>
+          </w:p>
+        </w:tc>
+        <w:tc>
+          <w:tcPr>
+            <w:tcW w:type="dxa" w:w="2160"/>
+          </w:tcPr>
+          <w:p>
+            <w:r>
+              <w:rPr>
+                <w:b/>
+              </w:rPr>
+              <w:t>Verification Status</w:t>
+            </w:r>
+          </w:p>
+        </w:tc>
+      </w:tr>
+      <w:tr>
+        <w:tc>
+          <w:tcPr>
+            <w:tcW w:type="dxa" w:w="2160"/>
+          </w:tcPr>
+          <w:p>
+            <w:r>
+              <w:t>HR Policies</w:t>
+            </w:r>
+          </w:p>
+        </w:tc>
+        <w:tc>
+          <w:tcPr>
+            <w:tcW w:type="dxa" w:w="2160"/>
+          </w:tcPr>
+          <w:p>
+            <w:r>
+              <w:t>Devon Russell</w:t>
+            </w:r>
+          </w:p>
+        </w:tc>
+        <w:tc>
+          <w:tcPr>
+            <w:tcW w:type="dxa" w:w="2160"/>
+          </w:tcPr>
+          <w:p>
+            <w:r>
+              <w:t>5 business days</w:t>
+            </w:r>
+          </w:p>
+        </w:tc>
+        <w:tc>
+          <w:tcPr>
+            <w:tcW w:type="dxa" w:w="2160"/>
+          </w:tcPr>
+          <w:p>
+            <w:r>
+              <w:t>Verified</w:t>
+            </w:r>
+          </w:p>
+        </w:tc>
+      </w:tr>
+      <w:tr>
+        <w:tc>
+          <w:tcPr>
+            <w:tcW w:type="dxa" w:w="2160"/>
+          </w:tcPr>
+          <w:p>
+            <w:r>
+              <w:t>Paid Time Off and Leave of A Gate 1</w:t>
+            </w:r>
+          </w:p>
+        </w:tc>
+        <w:tc>
+          <w:tcPr>
+            <w:tcW w:type="dxa" w:w="2160"/>
+          </w:tcPr>
+          <w:p>
+            <w:r>
+              <w:t>Devon Russell</w:t>
+            </w:r>
+          </w:p>
+        </w:tc>
+        <w:tc>
+          <w:tcPr>
+            <w:tcW w:type="dxa" w:w="2160"/>
+          </w:tcPr>
+          <w:p>
+            <w:r>
+              <w:t>3 business days</w:t>
+            </w:r>
+          </w:p>
+        </w:tc>
+        <w:tc>
+          <w:tcPr>
+            <w:tcW w:type="dxa" w:w="2160"/>
+          </w:tcPr>
+          <w:p>
+            <w:r>
+              <w:t>Active</w:t>
+            </w:r>
+          </w:p>
+        </w:tc>
+      </w:tr>
+      <w:tr>
+        <w:tc>
+          <w:tcPr>
+            <w:tcW w:type="dxa" w:w="2160"/>
+          </w:tcPr>
+          <w:p>
+            <w:r>
+              <w:t>Paid Time Off and Leave of A Gate 2</w:t>
+            </w:r>
+          </w:p>
+        </w:tc>
+        <w:tc>
+          <w:tcPr>
+            <w:tcW w:type="dxa" w:w="2160"/>
+          </w:tcPr>
+          <w:p>
+            <w:r>
+              <w:t>Devon Russell</w:t>
+            </w:r>
+          </w:p>
+        </w:tc>
+        <w:tc>
+          <w:tcPr>
+            <w:tcW w:type="dxa" w:w="2160"/>
+          </w:tcPr>
+          <w:p>
+            <w:r>
+              <w:t>10 business days</w:t>
+            </w:r>
+          </w:p>
+        </w:tc>
+        <w:tc>
+          <w:tcPr>
+            <w:tcW w:type="dxa" w:w="2160"/>
+          </w:tcPr>
+          <w:p>
+            <w:r>
+              <w:t>Monitored</w:t>
+            </w:r>
+          </w:p>
+        </w:tc>
+      </w:tr>
+      <w:tr>
+        <w:tc>
+          <w:tcPr>
+            <w:tcW w:type="dxa" w:w="2160"/>
+          </w:tcPr>
+          <w:p>
+            <w:r>
+              <w:t>Sec-8</w:t>
+            </w:r>
+          </w:p>
+        </w:tc>
+        <w:tc>
+          <w:tcPr>
+            <w:tcW w:type="dxa" w:w="2160"/>
+          </w:tcPr>
+          <w:p>
+            <w:r>
+              <w:t>Devon Russell</w:t>
+            </w:r>
+          </w:p>
+        </w:tc>
+        <w:tc>
+          <w:tcPr>
+            <w:tcW w:type="dxa" w:w="2160"/>
+          </w:tcPr>
+          <w:p>
+            <w:r>
+              <w:t>3 business days</w:t>
+            </w:r>
+          </w:p>
+        </w:tc>
+        <w:tc>
+          <w:tcPr>
+            <w:tcW w:type="dxa" w:w="2160"/>
+          </w:tcPr>
+          <w:p>
+            <w:r>
+              <w:t>Stage 8 Verified</w:t>
+            </w:r>
+          </w:p>
+        </w:tc>
+      </w:tr>
+    </w:tbl>
+    <w:p>
+      <w:r>
+        <w:drawing>
+          <wp:inline xmlns:a="http://schemas.openxmlformats.org/drawingml/2006/main" xmlns:pic="http://schemas.openxmlformats.org/drawingml/2006/picture">
+            <wp:extent cx="5303520" cy="1744579"/>
+            <wp:docPr id="4" name="Picture 4"/>
+            <wp:cNvGraphicFramePr>
+              <a:graphicFrameLocks noChangeAspect="1"/>
+            </wp:cNvGraphicFramePr>
+            <a:graphic>
+              <a:graphicData uri="http://schemas.openxmlformats.org/drawingml/2006/picture">
+                <pic:pic>
+                  <pic:nvPicPr>
+                    <pic:cNvPr id="0" name="image.png"/>
+                    <pic:cNvPicPr/>
+                  </pic:nvPicPr>
+                  <pic:blipFill>
+                    <a:blip r:embed="rId10"/>
+                    <a:stretch>
+                      <a:fillRect/>
+                    </a:stretch>
+                  </pic:blipFill>
+                  <pic:spPr>
+                    <a:xfrm>
+                      <a:off x="0" y="0"/>
+                      <a:ext cx="5303520" cy="1744579"/>
+                    </a:xfrm>
+                    <a:prstGeom prst="rect"/>
+                  </pic:spPr>
+                </pic:pic>
+              </a:graphicData>
+            </a:graphic>
+          </wp:inline>
+        </w:drawing>
+      </w:r>
+    </w:p>
+    <w:p>
+      <w:r>
+        <w:rPr>
+          <w:color w:val="808080"/>
+          <w:sz w:val="16"/>
+        </w:rPr>
+        <w:t>Page 8 of 12 | HR Knowledge Hub | HR Policies | SharePoint Online</w:t>
+      </w:r>
+    </w:p>
+    <w:p>
+      <w:r>
+        <w:br w:type="page"/>
+      </w:r>
+    </w:p>
+    <w:p>
+      <w:pPr>
+        <w:pStyle w:val="Heading1"/>
+      </w:pPr>
+      <w:r>
+        <w:t>Section 9: Exception Handling &amp; Escalations</w:t>
+      </w:r>
+    </w:p>
+    <w:p>
+      <w:r>
+        <w:t>Summarizes accrual rates, blackout periods, and the process for requesting extended leave, including parental and medical leave. Section 9 (Exception Handling &amp; Escalations) applies to HR Policies within HR Knowledge Hub and is maintained by Devon Russell. Outlines severity tiers, response SLAs, and cross-functional escalation paths.</w:t>
+      </w:r>
+    </w:p>
+    <w:p>
+      <w:r>
+        <w:t>Operational requirement 9.1: Full-time employees accrue 1.25 PTO days per month, capped at 30 days banked. Secondary control 9.2: Parental leave provides 12 weeks paid for the primary caregiver and 6 weeks for the secondary caregiver.</w:t>
+      </w:r>
+    </w:p>
+    <w:p>
+      <w:pPr>
+        <w:pStyle w:val="ListBullet"/>
+      </w:pPr>
+      <w:r>
+        <w:t>Full-time employees accrue 1.25 PTO days per month, capped at 30 days banked.</w:t>
+      </w:r>
+    </w:p>
+    <w:p>
+      <w:pPr>
+        <w:pStyle w:val="ListBullet"/>
+      </w:pPr>
+      <w:r>
+        <w:t>Parental leave provides 12 weeks paid for the primary caregiver and 6 weeks for the secondary caregiver.</w:t>
+      </w:r>
+    </w:p>
+    <w:p>
+      <w:pPr>
+        <w:pStyle w:val="ListBullet"/>
+      </w:pPr>
+      <w:r>
+        <w:t>Section 9 review cadence is tracked by Devon Russell under HR Policies governance.</w:t>
+      </w:r>
+    </w:p>
+    <w:tbl>
+      <w:tblPr>
+        <w:tblStyle w:val="LightGrid-Accent1"/>
+        <w:tblW w:type="auto" w:w="0"/>
+        <w:tblLook w:firstColumn="1" w:firstRow="1" w:lastColumn="0" w:lastRow="0" w:noHBand="0" w:noVBand="1" w:val="04A0"/>
+      </w:tblPr>
+      <w:tblGrid>
+        <w:gridCol w:w="2160"/>
+        <w:gridCol w:w="2160"/>
+        <w:gridCol w:w="2160"/>
+        <w:gridCol w:w="2160"/>
+      </w:tblGrid>
+      <w:tr>
+        <w:tc>
+          <w:tcPr>
+            <w:tcW w:type="dxa" w:w="2160"/>
+          </w:tcPr>
+          <w:p>
+            <w:r>
+              <w:rPr>
+                <w:b/>
+              </w:rPr>
+              <w:t>Control Area</w:t>
+            </w:r>
+          </w:p>
+        </w:tc>
+        <w:tc>
+          <w:tcPr>
+            <w:tcW w:type="dxa" w:w="2160"/>
+          </w:tcPr>
+          <w:p>
+            <w:r>
+              <w:rPr>
+                <w:b/>
+              </w:rPr>
+              <w:t>Owner</w:t>
+            </w:r>
+          </w:p>
+        </w:tc>
+        <w:tc>
+          <w:tcPr>
+            <w:tcW w:type="dxa" w:w="2160"/>
+          </w:tcPr>
+          <w:p>
+            <w:r>
+              <w:rPr>
+                <w:b/>
+              </w:rPr>
+              <w:t>Target SLA</w:t>
+            </w:r>
+          </w:p>
+        </w:tc>
+        <w:tc>
+          <w:tcPr>
+            <w:tcW w:type="dxa" w:w="2160"/>
+          </w:tcPr>
+          <w:p>
+            <w:r>
+              <w:rPr>
+                <w:b/>
+              </w:rPr>
+              <w:t>Verification Status</w:t>
+            </w:r>
+          </w:p>
+        </w:tc>
+      </w:tr>
+      <w:tr>
+        <w:tc>
+          <w:tcPr>
+            <w:tcW w:type="dxa" w:w="2160"/>
+          </w:tcPr>
+          <w:p>
+            <w:r>
+              <w:t>HR Policies</w:t>
+            </w:r>
+          </w:p>
+        </w:tc>
+        <w:tc>
+          <w:tcPr>
+            <w:tcW w:type="dxa" w:w="2160"/>
+          </w:tcPr>
+          <w:p>
+            <w:r>
+              <w:t>Devon Russell</w:t>
+            </w:r>
+          </w:p>
+        </w:tc>
+        <w:tc>
+          <w:tcPr>
+            <w:tcW w:type="dxa" w:w="2160"/>
+          </w:tcPr>
+          <w:p>
+            <w:r>
+              <w:t>5 business days</w:t>
+            </w:r>
+          </w:p>
+        </w:tc>
+        <w:tc>
+          <w:tcPr>
+            <w:tcW w:type="dxa" w:w="2160"/>
+          </w:tcPr>
+          <w:p>
+            <w:r>
+              <w:t>Verified</w:t>
+            </w:r>
+          </w:p>
+        </w:tc>
+      </w:tr>
+      <w:tr>
+        <w:tc>
+          <w:tcPr>
+            <w:tcW w:type="dxa" w:w="2160"/>
+          </w:tcPr>
+          <w:p>
+            <w:r>
+              <w:t>Paid Time Off and Leave of A Gate 1</w:t>
+            </w:r>
+          </w:p>
+        </w:tc>
+        <w:tc>
+          <w:tcPr>
+            <w:tcW w:type="dxa" w:w="2160"/>
+          </w:tcPr>
+          <w:p>
+            <w:r>
+              <w:t>Devon Russell</w:t>
+            </w:r>
+          </w:p>
+        </w:tc>
+        <w:tc>
+          <w:tcPr>
+            <w:tcW w:type="dxa" w:w="2160"/>
+          </w:tcPr>
+          <w:p>
+            <w:r>
+              <w:t>3 business days</w:t>
+            </w:r>
+          </w:p>
+        </w:tc>
+        <w:tc>
+          <w:tcPr>
+            <w:tcW w:type="dxa" w:w="2160"/>
+          </w:tcPr>
+          <w:p>
+            <w:r>
+              <w:t>Active</w:t>
+            </w:r>
+          </w:p>
+        </w:tc>
+      </w:tr>
+      <w:tr>
+        <w:tc>
+          <w:tcPr>
+            <w:tcW w:type="dxa" w:w="2160"/>
+          </w:tcPr>
+          <w:p>
+            <w:r>
+              <w:t>Paid Time Off and Leave of A Gate 2</w:t>
+            </w:r>
+          </w:p>
+        </w:tc>
+        <w:tc>
+          <w:tcPr>
+            <w:tcW w:type="dxa" w:w="2160"/>
+          </w:tcPr>
+          <w:p>
+            <w:r>
+              <w:t>Devon Russell</w:t>
+            </w:r>
+          </w:p>
+        </w:tc>
+        <w:tc>
+          <w:tcPr>
+            <w:tcW w:type="dxa" w:w="2160"/>
+          </w:tcPr>
+          <w:p>
+            <w:r>
+              <w:t>10 business days</w:t>
+            </w:r>
+          </w:p>
+        </w:tc>
+        <w:tc>
+          <w:tcPr>
+            <w:tcW w:type="dxa" w:w="2160"/>
+          </w:tcPr>
+          <w:p>
+            <w:r>
+              <w:t>Monitored</w:t>
+            </w:r>
+          </w:p>
+        </w:tc>
+      </w:tr>
+      <w:tr>
+        <w:tc>
+          <w:tcPr>
+            <w:tcW w:type="dxa" w:w="2160"/>
+          </w:tcPr>
+          <w:p>
+            <w:r>
+              <w:t>Sec-9</w:t>
+            </w:r>
+          </w:p>
+        </w:tc>
+        <w:tc>
+          <w:tcPr>
+            <w:tcW w:type="dxa" w:w="2160"/>
+          </w:tcPr>
+          <w:p>
+            <w:r>
+              <w:t>Devon Russell</w:t>
+            </w:r>
+          </w:p>
+        </w:tc>
+        <w:tc>
+          <w:tcPr>
+            <w:tcW w:type="dxa" w:w="2160"/>
+          </w:tcPr>
+          <w:p>
+            <w:r>
+              <w:t>10 business days</w:t>
+            </w:r>
+          </w:p>
+        </w:tc>
+        <w:tc>
+          <w:tcPr>
+            <w:tcW w:type="dxa" w:w="2160"/>
+          </w:tcPr>
+          <w:p>
+            <w:r>
+              <w:t>Stage 9 Verified</w:t>
+            </w:r>
+          </w:p>
+        </w:tc>
+      </w:tr>
+    </w:tbl>
+    <w:p>
+      <w:r>
+        <w:drawing>
+          <wp:inline xmlns:a="http://schemas.openxmlformats.org/drawingml/2006/main" xmlns:pic="http://schemas.openxmlformats.org/drawingml/2006/picture">
+            <wp:extent cx="5303520" cy="1744579"/>
+            <wp:docPr id="5" name="Picture 5"/>
+            <wp:cNvGraphicFramePr>
+              <a:graphicFrameLocks noChangeAspect="1"/>
+            </wp:cNvGraphicFramePr>
+            <a:graphic>
+              <a:graphicData uri="http://schemas.openxmlformats.org/drawingml/2006/picture">
+                <pic:pic>
+                  <pic:nvPicPr>
+                    <pic:cNvPr id="0" name="image.png"/>
+                    <pic:cNvPicPr/>
+                  </pic:nvPicPr>
+                  <pic:blipFill>
+                    <a:blip r:embed="rId9"/>
+                    <a:stretch>
+                      <a:fillRect/>
+                    </a:stretch>
+                  </pic:blipFill>
+                  <pic:spPr>
+                    <a:xfrm>
+                      <a:off x="0" y="0"/>
+                      <a:ext cx="5303520" cy="1744579"/>
+                    </a:xfrm>
+                    <a:prstGeom prst="rect"/>
+                  </pic:spPr>
+                </pic:pic>
+              </a:graphicData>
+            </a:graphic>
+          </wp:inline>
+        </w:drawing>
+      </w:r>
+    </w:p>
+    <w:p>
+      <w:r>
+        <w:rPr>
+          <w:color w:val="808080"/>
+          <w:sz w:val="16"/>
+        </w:rPr>
+        <w:t>Page 9 of 12 | HR Knowledge Hub | HR Policies | SharePoint Online</w:t>
+      </w:r>
+    </w:p>
+    <w:p>
+      <w:r>
+        <w:br w:type="page"/>
+      </w:r>
+    </w:p>
+    <w:p>
+      <w:pPr>
+        <w:pStyle w:val="Heading1"/>
+      </w:pPr>
+      <w:r>
+        <w:t>Section 10: Cross-Functional Dependencies</w:t>
+      </w:r>
+    </w:p>
+    <w:p>
+      <w:r>
+        <w:t>Summarizes accrual rates, blackout periods, and the process for requesting extended leave, including parental and medical leave. Section 10 (Cross-Functional Dependencies) applies to HR Policies within HR Knowledge Hub and is maintained by Devon Russell. Documents upstream and downstream team dependencies and service-level commitments.</w:t>
+      </w:r>
+    </w:p>
+    <w:p>
+      <w:r>
+        <w:t>Operational requirement 10.1: Parental leave provides 12 weeks paid for the primary caregiver and 6 weeks for the secondary caregiver. Secondary control 10.2: Leave requests over 10 consecutive days require HR Business Partner sign-off.</w:t>
+      </w:r>
+    </w:p>
+    <w:p>
+      <w:pPr>
+        <w:pStyle w:val="ListBullet"/>
+      </w:pPr>
+      <w:r>
+        <w:t>Parental leave provides 12 weeks paid for the primary caregiver and 6 weeks for the secondary caregiver.</w:t>
+      </w:r>
+    </w:p>
+    <w:p>
+      <w:pPr>
+        <w:pStyle w:val="ListBullet"/>
+      </w:pPr>
+      <w:r>
+        <w:t>Leave requests over 10 consecutive days require HR Business Partner sign-off.</w:t>
+      </w:r>
+    </w:p>
+    <w:p>
+      <w:pPr>
+        <w:pStyle w:val="ListBullet"/>
+      </w:pPr>
+      <w:r>
+        <w:t>Section 10 review cadence is tracked by Devon Russell under HR Policies governance.</w:t>
+      </w:r>
+    </w:p>
+    <w:tbl>
+      <w:tblPr>
+        <w:tblStyle w:val="LightGrid-Accent1"/>
+        <w:tblW w:type="auto" w:w="0"/>
+        <w:tblLook w:firstColumn="1" w:firstRow="1" w:lastColumn="0" w:lastRow="0" w:noHBand="0" w:noVBand="1" w:val="04A0"/>
+      </w:tblPr>
+      <w:tblGrid>
+        <w:gridCol w:w="2160"/>
+        <w:gridCol w:w="2160"/>
+        <w:gridCol w:w="2160"/>
+        <w:gridCol w:w="2160"/>
+      </w:tblGrid>
+      <w:tr>
+        <w:tc>
+          <w:tcPr>
+            <w:tcW w:type="dxa" w:w="2160"/>
+          </w:tcPr>
+          <w:p>
+            <w:r>
+              <w:rPr>
+                <w:b/>
+              </w:rPr>
+              <w:t>Control Area</w:t>
+            </w:r>
+          </w:p>
+        </w:tc>
+        <w:tc>
+          <w:tcPr>
+            <w:tcW w:type="dxa" w:w="2160"/>
+          </w:tcPr>
+          <w:p>
+            <w:r>
+              <w:rPr>
+                <w:b/>
+              </w:rPr>
+              <w:t>Owner</w:t>
+            </w:r>
+          </w:p>
+        </w:tc>
+        <w:tc>
+          <w:tcPr>
+            <w:tcW w:type="dxa" w:w="2160"/>
+          </w:tcPr>
+          <w:p>
+            <w:r>
+              <w:rPr>
+                <w:b/>
+              </w:rPr>
+              <w:t>Target SLA</w:t>
+            </w:r>
+          </w:p>
+        </w:tc>
+        <w:tc>
+          <w:tcPr>
+            <w:tcW w:type="dxa" w:w="2160"/>
+          </w:tcPr>
+          <w:p>
+            <w:r>
+              <w:rPr>
+                <w:b/>
+              </w:rPr>
+              <w:t>Verification Status</w:t>
+            </w:r>
+          </w:p>
+        </w:tc>
+      </w:tr>
+      <w:tr>
+        <w:tc>
+          <w:tcPr>
+            <w:tcW w:type="dxa" w:w="2160"/>
+          </w:tcPr>
+          <w:p>
+            <w:r>
+              <w:t>HR Policies</w:t>
+            </w:r>
+          </w:p>
+        </w:tc>
+        <w:tc>
+          <w:tcPr>
+            <w:tcW w:type="dxa" w:w="2160"/>
+          </w:tcPr>
+          <w:p>
+            <w:r>
+              <w:t>Devon Russell</w:t>
+            </w:r>
+          </w:p>
+        </w:tc>
+        <w:tc>
+          <w:tcPr>
+            <w:tcW w:type="dxa" w:w="2160"/>
+          </w:tcPr>
+          <w:p>
+            <w:r>
+              <w:t>5 business days</w:t>
+            </w:r>
+          </w:p>
+        </w:tc>
+        <w:tc>
+          <w:tcPr>
+            <w:tcW w:type="dxa" w:w="2160"/>
+          </w:tcPr>
+          <w:p>
+            <w:r>
+              <w:t>Verified</w:t>
+            </w:r>
+          </w:p>
+        </w:tc>
+      </w:tr>
+      <w:tr>
+        <w:tc>
+          <w:tcPr>
+            <w:tcW w:type="dxa" w:w="2160"/>
+          </w:tcPr>
+          <w:p>
+            <w:r>
+              <w:t>Paid Time Off and Leave of A Gate 1</w:t>
+            </w:r>
+          </w:p>
+        </w:tc>
+        <w:tc>
+          <w:tcPr>
+            <w:tcW w:type="dxa" w:w="2160"/>
+          </w:tcPr>
+          <w:p>
+            <w:r>
+              <w:t>Devon Russell</w:t>
+            </w:r>
+          </w:p>
+        </w:tc>
+        <w:tc>
+          <w:tcPr>
+            <w:tcW w:type="dxa" w:w="2160"/>
+          </w:tcPr>
+          <w:p>
+            <w:r>
+              <w:t>3 business days</w:t>
+            </w:r>
+          </w:p>
+        </w:tc>
+        <w:tc>
+          <w:tcPr>
+            <w:tcW w:type="dxa" w:w="2160"/>
+          </w:tcPr>
+          <w:p>
+            <w:r>
+              <w:t>Active</w:t>
+            </w:r>
+          </w:p>
+        </w:tc>
+      </w:tr>
+      <w:tr>
+        <w:tc>
+          <w:tcPr>
+            <w:tcW w:type="dxa" w:w="2160"/>
+          </w:tcPr>
+          <w:p>
+            <w:r>
+              <w:t>Paid Time Off and Leave of A Gate 2</w:t>
+            </w:r>
+          </w:p>
+        </w:tc>
+        <w:tc>
+          <w:tcPr>
+            <w:tcW w:type="dxa" w:w="2160"/>
+          </w:tcPr>
+          <w:p>
+            <w:r>
+              <w:t>Devon Russell</w:t>
+            </w:r>
+          </w:p>
+        </w:tc>
+        <w:tc>
+          <w:tcPr>
+            <w:tcW w:type="dxa" w:w="2160"/>
+          </w:tcPr>
+          <w:p>
+            <w:r>
+              <w:t>10 business days</w:t>
+            </w:r>
+          </w:p>
+        </w:tc>
+        <w:tc>
+          <w:tcPr>
+            <w:tcW w:type="dxa" w:w="2160"/>
+          </w:tcPr>
+          <w:p>
+            <w:r>
+              <w:t>Monitored</w:t>
+            </w:r>
+          </w:p>
+        </w:tc>
+      </w:tr>
+      <w:tr>
+        <w:tc>
+          <w:tcPr>
+            <w:tcW w:type="dxa" w:w="2160"/>
+          </w:tcPr>
+          <w:p>
+            <w:r>
+              <w:t>Sec-10</w:t>
+            </w:r>
+          </w:p>
+        </w:tc>
+        <w:tc>
+          <w:tcPr>
+            <w:tcW w:type="dxa" w:w="2160"/>
+          </w:tcPr>
+          <w:p>
+            <w:r>
+              <w:t>Devon Russell</w:t>
+            </w:r>
+          </w:p>
+        </w:tc>
+        <w:tc>
+          <w:tcPr>
+            <w:tcW w:type="dxa" w:w="2160"/>
+          </w:tcPr>
+          <w:p>
+            <w:r>
+              <w:t>5 business days</w:t>
+            </w:r>
+          </w:p>
+        </w:tc>
+        <w:tc>
+          <w:tcPr>
+            <w:tcW w:type="dxa" w:w="2160"/>
+          </w:tcPr>
+          <w:p>
+            <w:r>
+              <w:t>Stage 10 Verified</w:t>
+            </w:r>
+          </w:p>
+        </w:tc>
+      </w:tr>
+    </w:tbl>
+    <w:p>
+      <w:r>
+        <w:rPr>
+          <w:color w:val="808080"/>
+          <w:sz w:val="16"/>
+        </w:rPr>
+        <w:t>Page 10 of 12 | HR Knowledge Hub | HR Policies | SharePoint Online</w:t>
+      </w:r>
+    </w:p>
+    <w:p>
+      <w:r>
+        <w:br w:type="page"/>
+      </w:r>
+    </w:p>
+    <w:p>
+      <w:pPr>
+        <w:pStyle w:val="Heading1"/>
+      </w:pPr>
+      <w:r>
+        <w:t>Section 11: Continuous Improvement Roadmap</w:t>
+      </w:r>
+    </w:p>
+    <w:p>
+      <w:r>
+        <w:t>Summarizes accrual rates, blackout periods, and the process for requesting extended leave, including parental and medical leave. Section 11 (Continuous Improvement Roadmap) applies to HR Policies within HR Knowledge Hub and is maintained by Devon Russell. Schedules quarterly optimization milestones, automation targets, and capability reviews.</w:t>
+      </w:r>
+    </w:p>
+    <w:p>
+      <w:r>
+        <w:t>Operational requirement 11.1: Leave requests over 10 consecutive days require HR Business Partner sign-off. Secondary control 11.2: Unused PTO above the cap is forfeited at calendar year end per state requirements.</w:t>
+      </w:r>
+    </w:p>
+    <w:p>
+      <w:pPr>
+        <w:pStyle w:val="ListBullet"/>
+      </w:pPr>
+      <w:r>
+        <w:t>Leave requests over 10 consecutive days require HR Business Partner sign-off.</w:t>
+      </w:r>
+    </w:p>
+    <w:p>
+      <w:pPr>
+        <w:pStyle w:val="ListBullet"/>
+      </w:pPr>
+      <w:r>
+        <w:t>Unused PTO above the cap is forfeited at calendar year end per state requirements.</w:t>
+      </w:r>
+    </w:p>
+    <w:p>
+      <w:pPr>
+        <w:pStyle w:val="ListBullet"/>
+      </w:pPr>
+      <w:r>
+        <w:t>Section 11 review cadence is tracked by Devon Russell under HR Policies governance.</w:t>
+      </w:r>
+    </w:p>
+    <w:tbl>
+      <w:tblPr>
+        <w:tblStyle w:val="LightGrid-Accent1"/>
+        <w:tblW w:type="auto" w:w="0"/>
+        <w:tblLook w:firstColumn="1" w:firstRow="1" w:lastColumn="0" w:lastRow="0" w:noHBand="0" w:noVBand="1" w:val="04A0"/>
+      </w:tblPr>
+      <w:tblGrid>
+        <w:gridCol w:w="2160"/>
+        <w:gridCol w:w="2160"/>
+        <w:gridCol w:w="2160"/>
+        <w:gridCol w:w="2160"/>
+      </w:tblGrid>
+      <w:tr>
+        <w:tc>
+          <w:tcPr>
+            <w:tcW w:type="dxa" w:w="2160"/>
+          </w:tcPr>
+          <w:p>
+            <w:r>
+              <w:rPr>
+                <w:b/>
+              </w:rPr>
+              <w:t>Control Area</w:t>
+            </w:r>
+          </w:p>
+        </w:tc>
+        <w:tc>
+          <w:tcPr>
+            <w:tcW w:type="dxa" w:w="2160"/>
+          </w:tcPr>
+          <w:p>
+            <w:r>
+              <w:rPr>
+                <w:b/>
+              </w:rPr>
+              <w:t>Owner</w:t>
+            </w:r>
+          </w:p>
+        </w:tc>
+        <w:tc>
+          <w:tcPr>
+            <w:tcW w:type="dxa" w:w="2160"/>
+          </w:tcPr>
+          <w:p>
+            <w:r>
+              <w:rPr>
+                <w:b/>
+              </w:rPr>
+              <w:t>Target SLA</w:t>
+            </w:r>
+          </w:p>
+        </w:tc>
+        <w:tc>
+          <w:tcPr>
+            <w:tcW w:type="dxa" w:w="2160"/>
+          </w:tcPr>
+          <w:p>
+            <w:r>
+              <w:rPr>
+                <w:b/>
+              </w:rPr>
+              <w:t>Verification Status</w:t>
+            </w:r>
+          </w:p>
+        </w:tc>
+      </w:tr>
+      <w:tr>
+        <w:tc>
+          <w:tcPr>
+            <w:tcW w:type="dxa" w:w="2160"/>
+          </w:tcPr>
+          <w:p>
+            <w:r>
+              <w:t>HR Policies</w:t>
+            </w:r>
+          </w:p>
+        </w:tc>
+        <w:tc>
+          <w:tcPr>
+            <w:tcW w:type="dxa" w:w="2160"/>
+          </w:tcPr>
+          <w:p>
+            <w:r>
+              <w:t>Devon Russell</w:t>
+            </w:r>
+          </w:p>
+        </w:tc>
+        <w:tc>
+          <w:tcPr>
+            <w:tcW w:type="dxa" w:w="2160"/>
+          </w:tcPr>
+          <w:p>
+            <w:r>
+              <w:t>5 business days</w:t>
+            </w:r>
+          </w:p>
+        </w:tc>
+        <w:tc>
+          <w:tcPr>
+            <w:tcW w:type="dxa" w:w="2160"/>
+          </w:tcPr>
+          <w:p>
+            <w:r>
+              <w:t>Verified</w:t>
+            </w:r>
+          </w:p>
+        </w:tc>
+      </w:tr>
+      <w:tr>
+        <w:tc>
+          <w:tcPr>
+            <w:tcW w:type="dxa" w:w="2160"/>
+          </w:tcPr>
+          <w:p>
+            <w:r>
+              <w:t>Paid Time Off and Leave of A Gate 1</w:t>
+            </w:r>
+          </w:p>
+        </w:tc>
+        <w:tc>
+          <w:tcPr>
+            <w:tcW w:type="dxa" w:w="2160"/>
+          </w:tcPr>
+          <w:p>
+            <w:r>
+              <w:t>Devon Russell</w:t>
+            </w:r>
+          </w:p>
+        </w:tc>
+        <w:tc>
+          <w:tcPr>
+            <w:tcW w:type="dxa" w:w="2160"/>
+          </w:tcPr>
+          <w:p>
+            <w:r>
+              <w:t>3 business days</w:t>
+            </w:r>
+          </w:p>
+        </w:tc>
+        <w:tc>
+          <w:tcPr>
+            <w:tcW w:type="dxa" w:w="2160"/>
+          </w:tcPr>
+          <w:p>
+            <w:r>
+              <w:t>Active</w:t>
+            </w:r>
+          </w:p>
+        </w:tc>
+      </w:tr>
+      <w:tr>
+        <w:tc>
+          <w:tcPr>
+            <w:tcW w:type="dxa" w:w="2160"/>
+          </w:tcPr>
+          <w:p>
+            <w:r>
+              <w:t>Paid Time Off and Leave of A Gate 2</w:t>
+            </w:r>
+          </w:p>
+        </w:tc>
+        <w:tc>
+          <w:tcPr>
+            <w:tcW w:type="dxa" w:w="2160"/>
+          </w:tcPr>
+          <w:p>
+            <w:r>
+              <w:t>Devon Russell</w:t>
+            </w:r>
+          </w:p>
+        </w:tc>
+        <w:tc>
+          <w:tcPr>
+            <w:tcW w:type="dxa" w:w="2160"/>
+          </w:tcPr>
+          <w:p>
+            <w:r>
+              <w:t>10 business days</w:t>
+            </w:r>
+          </w:p>
+        </w:tc>
+        <w:tc>
+          <w:tcPr>
+            <w:tcW w:type="dxa" w:w="2160"/>
+          </w:tcPr>
+          <w:p>
+            <w:r>
+              <w:t>Monitored</w:t>
+            </w:r>
+          </w:p>
+        </w:tc>
+      </w:tr>
+      <w:tr>
+        <w:tc>
+          <w:tcPr>
+            <w:tcW w:type="dxa" w:w="2160"/>
+          </w:tcPr>
+          <w:p>
+            <w:r>
+              <w:t>Sec-11</w:t>
+            </w:r>
+          </w:p>
+        </w:tc>
+        <w:tc>
+          <w:tcPr>
+            <w:tcW w:type="dxa" w:w="2160"/>
+          </w:tcPr>
+          <w:p>
+            <w:r>
+              <w:t>Devon Russell</w:t>
+            </w:r>
+          </w:p>
+        </w:tc>
+        <w:tc>
+          <w:tcPr>
+            <w:tcW w:type="dxa" w:w="2160"/>
+          </w:tcPr>
+          <w:p>
+            <w:r>
+              <w:t>3 business days</w:t>
+            </w:r>
+          </w:p>
+        </w:tc>
+        <w:tc>
+          <w:tcPr>
+            <w:tcW w:type="dxa" w:w="2160"/>
+          </w:tcPr>
+          <w:p>
+            <w:r>
+              <w:t>Stage 11 Verified</w:t>
+            </w:r>
+          </w:p>
+        </w:tc>
+      </w:tr>
+    </w:tbl>
+    <w:p>
+      <w:r>
+        <w:drawing>
+          <wp:inline xmlns:a="http://schemas.openxmlformats.org/drawingml/2006/main" xmlns:pic="http://schemas.openxmlformats.org/drawingml/2006/picture">
+            <wp:extent cx="5303520" cy="1744579"/>
+            <wp:docPr id="6" name="Picture 6"/>
+            <wp:cNvGraphicFramePr>
+              <a:graphicFrameLocks noChangeAspect="1"/>
+            </wp:cNvGraphicFramePr>
+            <a:graphic>
+              <a:graphicData uri="http://schemas.openxmlformats.org/drawingml/2006/picture">
+                <pic:pic>
+                  <pic:nvPicPr>
+                    <pic:cNvPr id="0" name="image.png"/>
+                    <pic:cNvPicPr/>
+                  </pic:nvPicPr>
+                  <pic:blipFill>
+                    <a:blip r:embed="rId10"/>
+                    <a:stretch>
+                      <a:fillRect/>
+                    </a:stretch>
+                  </pic:blipFill>
+                  <pic:spPr>
+                    <a:xfrm>
+                      <a:off x="0" y="0"/>
+                      <a:ext cx="5303520" cy="1744579"/>
+                    </a:xfrm>
+                    <a:prstGeom prst="rect"/>
+                  </pic:spPr>
+                </pic:pic>
+              </a:graphicData>
+            </a:graphic>
+          </wp:inline>
+        </w:drawing>
+      </w:r>
+    </w:p>
+    <w:p>
+      <w:r>
+        <w:rPr>
+          <w:color w:val="808080"/>
+          <w:sz w:val="16"/>
+        </w:rPr>
+        <w:t>Page 11 of 12 | HR Knowledge Hub | HR Policies | SharePoint Online</w:t>
+      </w:r>
+    </w:p>
+    <w:p>
+      <w:r>
+        <w:br w:type="page"/>
+      </w:r>
+    </w:p>
+    <w:p>
+      <w:pPr>
+        <w:pStyle w:val="Heading1"/>
+      </w:pPr>
+      <w:r>
+        <w:t>Section 12: Appendix, Lineage &amp; Sign-off</w:t>
+      </w:r>
+    </w:p>
+    <w:p>
+      <w:r>
+        <w:t>Summarizes accrual rates, blackout periods, and the process for requesting extended leave, including parental and medical leave. Section 12 (Appendix, Lineage &amp; Sign-off) applies to HR Policies within HR Knowledge Hub and is maintained by Devon Russell. Records document lineage, governance metadata, version history, and owner sign-off.</w:t>
+      </w:r>
+    </w:p>
+    <w:p>
+      <w:r>
+        <w:t>Operational requirement 12.1: Unused PTO above the cap is forfeited at calendar year end per state requirements. Secondary control 12.2: Full-time employees accrue 1.25 PTO days per month, capped at 30 days banked.</w:t>
+      </w:r>
+    </w:p>
+    <w:p>
+      <w:pPr>
+        <w:pStyle w:val="ListBullet"/>
+      </w:pPr>
+      <w:r>
+        <w:t>Unused PTO above the cap is forfeited at calendar year end per state requirements.</w:t>
+      </w:r>
+    </w:p>
+    <w:p>
+      <w:pPr>
+        <w:pStyle w:val="ListBullet"/>
+      </w:pPr>
+      <w:r>
+        <w:t>Full-time employees accrue 1.25 PTO days per month, capped at 30 days banked.</w:t>
+      </w:r>
+    </w:p>
+    <w:p>
+      <w:pPr>
+        <w:pStyle w:val="ListBullet"/>
+      </w:pPr>
+      <w:r>
+        <w:t>Section 12 review cadence is tracked by Devon Russell under HR Policies governance.</w:t>
+      </w:r>
+    </w:p>
+    <w:tbl>
+      <w:tblPr>
+        <w:tblStyle w:val="LightGrid-Accent1"/>
+        <w:tblW w:type="auto" w:w="0"/>
+        <w:tblLook w:firstColumn="1" w:firstRow="1" w:lastColumn="0" w:lastRow="0" w:noHBand="0" w:noVBand="1" w:val="04A0"/>
+      </w:tblPr>
+      <w:tblGrid>
+        <w:gridCol w:w="2160"/>
+        <w:gridCol w:w="2160"/>
+        <w:gridCol w:w="2160"/>
+        <w:gridCol w:w="2160"/>
+      </w:tblGrid>
+      <w:tr>
+        <w:tc>
+          <w:tcPr>
+            <w:tcW w:type="dxa" w:w="2160"/>
+          </w:tcPr>
+          <w:p>
+            <w:r>
+              <w:rPr>
+                <w:b/>
+              </w:rPr>
+              <w:t>Control Area</w:t>
+            </w:r>
+          </w:p>
+        </w:tc>
+        <w:tc>
+          <w:tcPr>
+            <w:tcW w:type="dxa" w:w="2160"/>
+          </w:tcPr>
+          <w:p>
+            <w:r>
+              <w:rPr>
+                <w:b/>
+              </w:rPr>
+              <w:t>Owner</w:t>
+            </w:r>
+          </w:p>
+        </w:tc>
+        <w:tc>
+          <w:tcPr>
+            <w:tcW w:type="dxa" w:w="2160"/>
+          </w:tcPr>
+          <w:p>
+            <w:r>
+              <w:rPr>
+                <w:b/>
+              </w:rPr>
+              <w:t>Target SLA</w:t>
+            </w:r>
+          </w:p>
+        </w:tc>
+        <w:tc>
+          <w:tcPr>
+            <w:tcW w:type="dxa" w:w="2160"/>
+          </w:tcPr>
+          <w:p>
+            <w:r>
+              <w:rPr>
+                <w:b/>
+              </w:rPr>
+              <w:t>Verification Status</w:t>
+            </w:r>
+          </w:p>
+        </w:tc>
+      </w:tr>
+      <w:tr>
+        <w:tc>
+          <w:tcPr>
+            <w:tcW w:type="dxa" w:w="2160"/>
+          </w:tcPr>
+          <w:p>
+            <w:r>
+              <w:t>HR Policies</w:t>
+            </w:r>
+          </w:p>
+        </w:tc>
+        <w:tc>
+          <w:tcPr>
+            <w:tcW w:type="dxa" w:w="2160"/>
+          </w:tcPr>
+          <w:p>
+            <w:r>
+              <w:t>Devon Russell</w:t>
+            </w:r>
+          </w:p>
+        </w:tc>
+        <w:tc>
+          <w:tcPr>
+            <w:tcW w:type="dxa" w:w="2160"/>
+          </w:tcPr>
+          <w:p>
+            <w:r>
+              <w:t>5 business days</w:t>
+            </w:r>
+          </w:p>
+        </w:tc>
+        <w:tc>
+          <w:tcPr>
+            <w:tcW w:type="dxa" w:w="2160"/>
+          </w:tcPr>
+          <w:p>
+            <w:r>
+              <w:t>Verified</w:t>
+            </w:r>
+          </w:p>
+        </w:tc>
+      </w:tr>
+      <w:tr>
+        <w:tc>
+          <w:tcPr>
+            <w:tcW w:type="dxa" w:w="2160"/>
+          </w:tcPr>
+          <w:p>
+            <w:r>
+              <w:t>Paid Time Off and Leave of A Gate 1</w:t>
+            </w:r>
+          </w:p>
+        </w:tc>
+        <w:tc>
+          <w:tcPr>
+            <w:tcW w:type="dxa" w:w="2160"/>
+          </w:tcPr>
+          <w:p>
+            <w:r>
+              <w:t>Devon Russell</w:t>
+            </w:r>
+          </w:p>
+        </w:tc>
+        <w:tc>
+          <w:tcPr>
+            <w:tcW w:type="dxa" w:w="2160"/>
+          </w:tcPr>
+          <w:p>
+            <w:r>
+              <w:t>3 business days</w:t>
+            </w:r>
+          </w:p>
+        </w:tc>
+        <w:tc>
+          <w:tcPr>
+            <w:tcW w:type="dxa" w:w="2160"/>
+          </w:tcPr>
+          <w:p>
+            <w:r>
+              <w:t>Active</w:t>
+            </w:r>
+          </w:p>
+        </w:tc>
+      </w:tr>
+      <w:tr>
+        <w:tc>
+          <w:tcPr>
+            <w:tcW w:type="dxa" w:w="2160"/>
+          </w:tcPr>
+          <w:p>
+            <w:r>
+              <w:t>Paid Time Off and Leave of A Gate 2</w:t>
+            </w:r>
+          </w:p>
+        </w:tc>
+        <w:tc>
+          <w:tcPr>
+            <w:tcW w:type="dxa" w:w="2160"/>
+          </w:tcPr>
+          <w:p>
+            <w:r>
+              <w:t>Devon Russell</w:t>
+            </w:r>
+          </w:p>
+        </w:tc>
+        <w:tc>
+          <w:tcPr>
+            <w:tcW w:type="dxa" w:w="2160"/>
+          </w:tcPr>
+          <w:p>
+            <w:r>
+              <w:t>10 business days</w:t>
+            </w:r>
+          </w:p>
+        </w:tc>
+        <w:tc>
+          <w:tcPr>
+            <w:tcW w:type="dxa" w:w="2160"/>
+          </w:tcPr>
+          <w:p>
+            <w:r>
+              <w:t>Monitored</w:t>
+            </w:r>
+          </w:p>
+        </w:tc>
+      </w:tr>
+      <w:tr>
+        <w:tc>
+          <w:tcPr>
+            <w:tcW w:type="dxa" w:w="2160"/>
+          </w:tcPr>
+          <w:p>
+            <w:r>
+              <w:t>Sec-12</w:t>
+            </w:r>
+          </w:p>
+        </w:tc>
+        <w:tc>
+          <w:tcPr>
+            <w:tcW w:type="dxa" w:w="2160"/>
+          </w:tcPr>
+          <w:p>
+            <w:r>
+              <w:t>Devon Russell</w:t>
+            </w:r>
+          </w:p>
+        </w:tc>
+        <w:tc>
+          <w:tcPr>
+            <w:tcW w:type="dxa" w:w="2160"/>
+          </w:tcPr>
+          <w:p>
+            <w:r>
+              <w:t>10 business days</w:t>
+            </w:r>
+          </w:p>
+        </w:tc>
+        <w:tc>
+          <w:tcPr>
+            <w:tcW w:type="dxa" w:w="2160"/>
+          </w:tcPr>
+          <w:p>
+            <w:r>
+              <w:t>Stage 12 Verified</w:t>
+            </w:r>
+          </w:p>
+        </w:tc>
+      </w:tr>
+    </w:tbl>
+    <w:p>
+      <w:r>
+        <w:rPr>
+          <w:color w:val="808080"/>
+          <w:sz w:val="16"/>
+        </w:rPr>
+        <w:t>Page 12 of 12 | HR Knowledge Hub | HR Policies | SharePoint Online</w:t>
       </w:r>
     </w:p>
     <w:sectPr>

--- a/data/sites/hr/HR Policies/paid-time-off-and-leave-of-absence-policy.docx
+++ b/data/sites/hr/HR Policies/paid-time-off-and-leave-of-absence-policy.docx
@@ -260,7 +260,7 @@
           <w:color w:val="808080"/>
           <w:sz w:val="16"/>
         </w:rPr>
-        <w:t>Page 1 of 12 | HR Knowledge Hub | HR Policies | SharePoint Online</w:t>
+        <w:t>Page 1 of 11 | HR Knowledge Hub | HR Policies | SharePoint Online</w:t>
       </w:r>
     </w:p>
     <w:p>
@@ -587,7 +587,7 @@
           <w:color w:val="808080"/>
           <w:sz w:val="16"/>
         </w:rPr>
-        <w:t>Page 2 of 12 | HR Knowledge Hub | HR Policies | SharePoint Online</w:t>
+        <w:t>Page 2 of 11 | HR Knowledge Hub | HR Policies | SharePoint Online</w:t>
       </w:r>
     </w:p>
     <w:p>
@@ -878,7 +878,7 @@
           <w:color w:val="808080"/>
           <w:sz w:val="16"/>
         </w:rPr>
-        <w:t>Page 3 of 12 | HR Knowledge Hub | HR Policies | SharePoint Online</w:t>
+        <w:t>Page 3 of 11 | HR Knowledge Hub | HR Policies | SharePoint Online</w:t>
       </w:r>
     </w:p>
     <w:p>
@@ -1205,7 +1205,7 @@
           <w:color w:val="808080"/>
           <w:sz w:val="16"/>
         </w:rPr>
-        <w:t>Page 4 of 12 | HR Knowledge Hub | HR Policies | SharePoint Online</w:t>
+        <w:t>Page 4 of 11 | HR Knowledge Hub | HR Policies | SharePoint Online</w:t>
       </w:r>
     </w:p>
     <w:p>
@@ -1496,7 +1496,7 @@
           <w:color w:val="808080"/>
           <w:sz w:val="16"/>
         </w:rPr>
-        <w:t>Page 5 of 12 | HR Knowledge Hub | HR Policies | SharePoint Online</w:t>
+        <w:t>Page 5 of 11 | HR Knowledge Hub | HR Policies | SharePoint Online</w:t>
       </w:r>
     </w:p>
     <w:p>
@@ -1823,7 +1823,7 @@
           <w:color w:val="808080"/>
           <w:sz w:val="16"/>
         </w:rPr>
-        <w:t>Page 6 of 12 | HR Knowledge Hub | HR Policies | SharePoint Online</w:t>
+        <w:t>Page 6 of 11 | HR Knowledge Hub | HR Policies | SharePoint Online</w:t>
       </w:r>
     </w:p>
     <w:p>
@@ -2114,7 +2114,7 @@
           <w:color w:val="808080"/>
           <w:sz w:val="16"/>
         </w:rPr>
-        <w:t>Page 7 of 12 | HR Knowledge Hub | HR Policies | SharePoint Online</w:t>
+        <w:t>Page 7 of 11 | HR Knowledge Hub | HR Policies | SharePoint Online</w:t>
       </w:r>
     </w:p>
     <w:p>
@@ -2441,7 +2441,7 @@
           <w:color w:val="808080"/>
           <w:sz w:val="16"/>
         </w:rPr>
-        <w:t>Page 8 of 12 | HR Knowledge Hub | HR Policies | SharePoint Online</w:t>
+        <w:t>Page 8 of 11 | HR Knowledge Hub | HR Policies | SharePoint Online</w:t>
       </w:r>
     </w:p>
     <w:p>
@@ -2768,7 +2768,7 @@
           <w:color w:val="808080"/>
           <w:sz w:val="16"/>
         </w:rPr>
-        <w:t>Page 9 of 12 | HR Knowledge Hub | HR Policies | SharePoint Online</w:t>
+        <w:t>Page 9 of 11 | HR Knowledge Hub | HR Policies | SharePoint Online</w:t>
       </w:r>
     </w:p>
     <w:p>
@@ -3059,7 +3059,7 @@
           <w:color w:val="808080"/>
           <w:sz w:val="16"/>
         </w:rPr>
-        <w:t>Page 10 of 12 | HR Knowledge Hub | HR Policies | SharePoint Online</w:t>
+        <w:t>Page 10 of 11 | HR Knowledge Hub | HR Policies | SharePoint Online</w:t>
       </w:r>
     </w:p>
     <w:p>
@@ -3072,12 +3072,12 @@
         <w:pStyle w:val="Heading1"/>
       </w:pPr>
       <w:r>
-        <w:t>Section 11: Continuous Improvement Roadmap</w:t>
+        <w:t>Section 11: Appendix, Lineage &amp; Sign-off</w:t>
       </w:r>
     </w:p>
     <w:p>
       <w:r>
-        <w:t>Summarizes accrual rates, blackout periods, and the process for requesting extended leave, including parental and medical leave. Section 11 (Continuous Improvement Roadmap) applies to HR Policies within HR Knowledge Hub and is maintained by Devon Russell. Schedules quarterly optimization milestones, automation targets, and capability reviews.</w:t>
+        <w:t>Summarizes accrual rates, blackout periods, and the process for requesting extended leave, including parental and medical leave. Section 11 (Appendix, Lineage &amp; Sign-off) applies to HR Policies within HR Knowledge Hub and is maintained by Devon Russell. Records document lineage, governance metadata, version history, and owner sign-off.</w:t>
       </w:r>
     </w:p>
     <w:p>
@@ -3386,298 +3386,7 @@
           <w:color w:val="808080"/>
           <w:sz w:val="16"/>
         </w:rPr>
-        <w:t>Page 11 of 12 | HR Knowledge Hub | HR Policies | SharePoint Online</w:t>
-      </w:r>
-    </w:p>
-    <w:p>
-      <w:r>
-        <w:br w:type="page"/>
-      </w:r>
-    </w:p>
-    <w:p>
-      <w:pPr>
-        <w:pStyle w:val="Heading1"/>
-      </w:pPr>
-      <w:r>
-        <w:t>Section 12: Appendix, Lineage &amp; Sign-off</w:t>
-      </w:r>
-    </w:p>
-    <w:p>
-      <w:r>
-        <w:t>Summarizes accrual rates, blackout periods, and the process for requesting extended leave, including parental and medical leave. Section 12 (Appendix, Lineage &amp; Sign-off) applies to HR Policies within HR Knowledge Hub and is maintained by Devon Russell. Records document lineage, governance metadata, version history, and owner sign-off.</w:t>
-      </w:r>
-    </w:p>
-    <w:p>
-      <w:r>
-        <w:t>Operational requirement 12.1: Unused PTO above the cap is forfeited at calendar year end per state requirements. Secondary control 12.2: Full-time employees accrue 1.25 PTO days per month, capped at 30 days banked.</w:t>
-      </w:r>
-    </w:p>
-    <w:p>
-      <w:pPr>
-        <w:pStyle w:val="ListBullet"/>
-      </w:pPr>
-      <w:r>
-        <w:t>Unused PTO above the cap is forfeited at calendar year end per state requirements.</w:t>
-      </w:r>
-    </w:p>
-    <w:p>
-      <w:pPr>
-        <w:pStyle w:val="ListBullet"/>
-      </w:pPr>
-      <w:r>
-        <w:t>Full-time employees accrue 1.25 PTO days per month, capped at 30 days banked.</w:t>
-      </w:r>
-    </w:p>
-    <w:p>
-      <w:pPr>
-        <w:pStyle w:val="ListBullet"/>
-      </w:pPr>
-      <w:r>
-        <w:t>Section 12 review cadence is tracked by Devon Russell under HR Policies governance.</w:t>
-      </w:r>
-    </w:p>
-    <w:tbl>
-      <w:tblPr>
-        <w:tblStyle w:val="LightGrid-Accent1"/>
-        <w:tblW w:type="auto" w:w="0"/>
-        <w:tblLook w:firstColumn="1" w:firstRow="1" w:lastColumn="0" w:lastRow="0" w:noHBand="0" w:noVBand="1" w:val="04A0"/>
-      </w:tblPr>
-      <w:tblGrid>
-        <w:gridCol w:w="2160"/>
-        <w:gridCol w:w="2160"/>
-        <w:gridCol w:w="2160"/>
-        <w:gridCol w:w="2160"/>
-      </w:tblGrid>
-      <w:tr>
-        <w:tc>
-          <w:tcPr>
-            <w:tcW w:type="dxa" w:w="2160"/>
-          </w:tcPr>
-          <w:p>
-            <w:r>
-              <w:rPr>
-                <w:b/>
-              </w:rPr>
-              <w:t>Control Area</w:t>
-            </w:r>
-          </w:p>
-        </w:tc>
-        <w:tc>
-          <w:tcPr>
-            <w:tcW w:type="dxa" w:w="2160"/>
-          </w:tcPr>
-          <w:p>
-            <w:r>
-              <w:rPr>
-                <w:b/>
-              </w:rPr>
-              <w:t>Owner</w:t>
-            </w:r>
-          </w:p>
-        </w:tc>
-        <w:tc>
-          <w:tcPr>
-            <w:tcW w:type="dxa" w:w="2160"/>
-          </w:tcPr>
-          <w:p>
-            <w:r>
-              <w:rPr>
-                <w:b/>
-              </w:rPr>
-              <w:t>Target SLA</w:t>
-            </w:r>
-          </w:p>
-        </w:tc>
-        <w:tc>
-          <w:tcPr>
-            <w:tcW w:type="dxa" w:w="2160"/>
-          </w:tcPr>
-          <w:p>
-            <w:r>
-              <w:rPr>
-                <w:b/>
-              </w:rPr>
-              <w:t>Verification Status</w:t>
-            </w:r>
-          </w:p>
-        </w:tc>
-      </w:tr>
-      <w:tr>
-        <w:tc>
-          <w:tcPr>
-            <w:tcW w:type="dxa" w:w="2160"/>
-          </w:tcPr>
-          <w:p>
-            <w:r>
-              <w:t>HR Policies</w:t>
-            </w:r>
-          </w:p>
-        </w:tc>
-        <w:tc>
-          <w:tcPr>
-            <w:tcW w:type="dxa" w:w="2160"/>
-          </w:tcPr>
-          <w:p>
-            <w:r>
-              <w:t>Devon Russell</w:t>
-            </w:r>
-          </w:p>
-        </w:tc>
-        <w:tc>
-          <w:tcPr>
-            <w:tcW w:type="dxa" w:w="2160"/>
-          </w:tcPr>
-          <w:p>
-            <w:r>
-              <w:t>5 business days</w:t>
-            </w:r>
-          </w:p>
-        </w:tc>
-        <w:tc>
-          <w:tcPr>
-            <w:tcW w:type="dxa" w:w="2160"/>
-          </w:tcPr>
-          <w:p>
-            <w:r>
-              <w:t>Verified</w:t>
-            </w:r>
-          </w:p>
-        </w:tc>
-      </w:tr>
-      <w:tr>
-        <w:tc>
-          <w:tcPr>
-            <w:tcW w:type="dxa" w:w="2160"/>
-          </w:tcPr>
-          <w:p>
-            <w:r>
-              <w:t>Paid Time Off and Leave of A Gate 1</w:t>
-            </w:r>
-          </w:p>
-        </w:tc>
-        <w:tc>
-          <w:tcPr>
-            <w:tcW w:type="dxa" w:w="2160"/>
-          </w:tcPr>
-          <w:p>
-            <w:r>
-              <w:t>Devon Russell</w:t>
-            </w:r>
-          </w:p>
-        </w:tc>
-        <w:tc>
-          <w:tcPr>
-            <w:tcW w:type="dxa" w:w="2160"/>
-          </w:tcPr>
-          <w:p>
-            <w:r>
-              <w:t>3 business days</w:t>
-            </w:r>
-          </w:p>
-        </w:tc>
-        <w:tc>
-          <w:tcPr>
-            <w:tcW w:type="dxa" w:w="2160"/>
-          </w:tcPr>
-          <w:p>
-            <w:r>
-              <w:t>Active</w:t>
-            </w:r>
-          </w:p>
-        </w:tc>
-      </w:tr>
-      <w:tr>
-        <w:tc>
-          <w:tcPr>
-            <w:tcW w:type="dxa" w:w="2160"/>
-          </w:tcPr>
-          <w:p>
-            <w:r>
-              <w:t>Paid Time Off and Leave of A Gate 2</w:t>
-            </w:r>
-          </w:p>
-        </w:tc>
-        <w:tc>
-          <w:tcPr>
-            <w:tcW w:type="dxa" w:w="2160"/>
-          </w:tcPr>
-          <w:p>
-            <w:r>
-              <w:t>Devon Russell</w:t>
-            </w:r>
-          </w:p>
-        </w:tc>
-        <w:tc>
-          <w:tcPr>
-            <w:tcW w:type="dxa" w:w="2160"/>
-          </w:tcPr>
-          <w:p>
-            <w:r>
-              <w:t>10 business days</w:t>
-            </w:r>
-          </w:p>
-        </w:tc>
-        <w:tc>
-          <w:tcPr>
-            <w:tcW w:type="dxa" w:w="2160"/>
-          </w:tcPr>
-          <w:p>
-            <w:r>
-              <w:t>Monitored</w:t>
-            </w:r>
-          </w:p>
-        </w:tc>
-      </w:tr>
-      <w:tr>
-        <w:tc>
-          <w:tcPr>
-            <w:tcW w:type="dxa" w:w="2160"/>
-          </w:tcPr>
-          <w:p>
-            <w:r>
-              <w:t>Sec-12</w:t>
-            </w:r>
-          </w:p>
-        </w:tc>
-        <w:tc>
-          <w:tcPr>
-            <w:tcW w:type="dxa" w:w="2160"/>
-          </w:tcPr>
-          <w:p>
-            <w:r>
-              <w:t>Devon Russell</w:t>
-            </w:r>
-          </w:p>
-        </w:tc>
-        <w:tc>
-          <w:tcPr>
-            <w:tcW w:type="dxa" w:w="2160"/>
-          </w:tcPr>
-          <w:p>
-            <w:r>
-              <w:t>10 business days</w:t>
-            </w:r>
-          </w:p>
-        </w:tc>
-        <w:tc>
-          <w:tcPr>
-            <w:tcW w:type="dxa" w:w="2160"/>
-          </w:tcPr>
-          <w:p>
-            <w:r>
-              <w:t>Stage 12 Verified</w:t>
-            </w:r>
-          </w:p>
-        </w:tc>
-      </w:tr>
-    </w:tbl>
-    <w:p>
-      <w:r>
-        <w:rPr>
-          <w:color w:val="808080"/>
-          <w:sz w:val="16"/>
-        </w:rPr>
-        <w:t>Page 12 of 12 | HR Knowledge Hub | HR Policies | SharePoint Online</w:t>
+        <w:t>Page 11 of 11 | HR Knowledge Hub | HR Policies | SharePoint Online</w:t>
       </w:r>
     </w:p>
     <w:sectPr>
